--- a/public/lesson-18.docx
+++ b/public/lesson-18.docx
@@ -6,31 +6,108 @@
       <w:pPr>
         <w:pStyle w:val="Heading2"/>
         <w:rPr>
-          <w:b w:val="0"/>
-          <w:i w:val="0"/>
-          <w:lang w:val="ru-RU"/>
-        </w:rPr>
-      </w:pPr>
-      <w:r>
-        <w:rPr>
-          <w:b w:val="0"/>
-          <w:i w:val="0"/>
-          <w:lang w:val="ru-RU"/>
-        </w:rPr>
-        <w:t>Урок 18. От Диогена к стоикам</w:t>
+          <w:lang w:val="ru-RU"/>
+        </w:rPr>
+      </w:pPr>
+      <w:r>
+        <w:rPr>
+          <w:lang w:val="ru-RU"/>
+        </w:rPr>
+        <w:t xml:space="preserve">Вопрос на понимание </w:t>
+      </w:r>
+      <w:r>
+        <w:rPr>
+          <w:lang w:val="ru-RU"/>
+        </w:rPr>
+        <w:t>предыдущего урока</w:t>
       </w:r>
     </w:p>
     <w:p>
       <w:pPr>
         <w:rPr>
-          <w:lang w:val="ru-RU"/>
-        </w:rPr>
-      </w:pPr>
-      <w:r>
-        <w:rPr>
-          <w:lang w:val="ru-RU"/>
-        </w:rPr>
-        <w:t>Две цели античной этики:</w:t>
+          <w:rFonts w:ascii="Times New Roman" w:hAnsi="Times New Roman" w:cs="Times New Roman"/>
+          <w:sz w:val="24"/>
+          <w:szCs w:val="24"/>
+          <w:lang w:val="ru-RU"/>
+        </w:rPr>
+      </w:pPr>
+      <w:r>
+        <w:rPr>
+          <w:rFonts w:ascii="Times New Roman" w:hAnsi="Times New Roman" w:cs="Times New Roman"/>
+          <w:sz w:val="24"/>
+          <w:szCs w:val="24"/>
+          <w:lang w:val="ru-RU"/>
+        </w:rPr>
+        <w:t>С</w:t>
+      </w:r>
+      <w:r>
+        <w:rPr>
+          <w:rFonts w:ascii="Times New Roman" w:hAnsi="Times New Roman" w:cs="Times New Roman"/>
+          <w:sz w:val="24"/>
+          <w:szCs w:val="24"/>
+          <w:lang w:val="ru-RU"/>
+        </w:rPr>
+        <w:t>читал ли Диоген человека собакой? Нет, скорее он задавал вопрос о том, что есть человек. Он совершал постыдные действия, которые, будучи совершенными животным, не вызывали бы стыда. Смыл этих действий был в том, что все, что делал Диоген, на самом деле делает каждый человек, но делает это не публично. То есть постыдным является именно то, что Диоген делает эти действия на глазах у других. Другие люди эти же свои действия скрывают. Диоген указывал на то, что в человеке есть животное начало. Но что в нас есть помимо животного начала? В нас есть чувство взгляда на себя со стороны, которое порождает стыд, заставляя разыгрывать в социуме определенный спектакль, несущий искусственный, фиктивный характер. Итого, Диоген своими действиями ставит вопрос: что такое человек? Он старается ими разрушить искусственный спектакль, чтобы обнажить настоящее — животное начало. Он призывает показать, что ещё настоящего есть в человеке, кто животного начала.</w:t>
+      </w:r>
+    </w:p>
+    <w:p>
+      <w:pPr>
+        <w:pStyle w:val="Heading2"/>
+        <w:rPr>
+          <w:lang w:val="ru-RU"/>
+        </w:rPr>
+      </w:pPr>
+      <w:r>
+        <w:rPr>
+          <w:lang w:val="ru-RU"/>
+        </w:rPr>
+        <w:t>Цели античной этики</w:t>
+      </w:r>
+    </w:p>
+    <w:p>
+      <w:pPr>
+        <w:rPr>
+          <w:rFonts w:ascii="Times New Roman" w:hAnsi="Times New Roman" w:cs="Times New Roman"/>
+          <w:sz w:val="24"/>
+          <w:szCs w:val="24"/>
+          <w:lang w:val="ru-RU"/>
+        </w:rPr>
+      </w:pPr>
+      <w:r>
+        <w:rPr>
+          <w:rFonts w:ascii="Times New Roman" w:hAnsi="Times New Roman" w:cs="Times New Roman"/>
+          <w:sz w:val="24"/>
+          <w:szCs w:val="24"/>
+          <w:lang w:val="ru-RU"/>
+        </w:rPr>
+        <w:t>У</w:t>
+      </w:r>
+      <w:r>
+        <w:rPr>
+          <w:rFonts w:ascii="Times New Roman" w:hAnsi="Times New Roman" w:cs="Times New Roman"/>
+          <w:sz w:val="24"/>
+          <w:szCs w:val="24"/>
+          <w:lang w:val="ru-RU"/>
+        </w:rPr>
+        <w:t xml:space="preserve"> античной этики</w:t>
+      </w:r>
+      <w:r>
+        <w:rPr>
+          <w:rFonts w:ascii="Times New Roman" w:hAnsi="Times New Roman" w:cs="Times New Roman"/>
+          <w:sz w:val="24"/>
+          <w:szCs w:val="24"/>
+          <w:lang w:val="ru-RU"/>
+        </w:rPr>
+        <w:t xml:space="preserve"> было две цели</w:t>
+      </w:r>
+      <w:r>
+        <w:rPr>
+          <w:rFonts w:ascii="Times New Roman" w:hAnsi="Times New Roman" w:cs="Times New Roman"/>
+          <w:sz w:val="24"/>
+          <w:szCs w:val="24"/>
+          <w:lang w:val="ru-RU"/>
+        </w:rPr>
+        <w:t>:</w:t>
       </w:r>
     </w:p>
     <w:p>
@@ -40,27 +117,68 @@
           <w:numId w:val="3"/>
         </w:numPr>
         <w:rPr>
-          <w:lang w:val="ru-RU"/>
-        </w:rPr>
-      </w:pPr>
-      <w:r>
-        <w:rPr>
-          <w:lang w:val="ru-RU"/>
-        </w:rPr>
-        <w:t xml:space="preserve">выбрать модель поведения для </w:t>
-      </w:r>
-      <w:r>
-        <w:rPr>
+          <w:rFonts w:ascii="Times New Roman" w:hAnsi="Times New Roman" w:cs="Times New Roman"/>
+          <w:sz w:val="24"/>
+          <w:szCs w:val="24"/>
+          <w:lang w:val="ru-RU"/>
+        </w:rPr>
+      </w:pPr>
+      <w:r>
+        <w:rPr>
+          <w:rFonts w:ascii="Times New Roman" w:hAnsi="Times New Roman" w:cs="Times New Roman"/>
+          <w:sz w:val="24"/>
+          <w:szCs w:val="24"/>
+          <w:lang w:val="ru-RU"/>
+        </w:rPr>
+        <w:t>В</w:t>
+      </w:r>
+      <w:r>
+        <w:rPr>
+          <w:rFonts w:ascii="Times New Roman" w:hAnsi="Times New Roman" w:cs="Times New Roman"/>
+          <w:sz w:val="24"/>
+          <w:szCs w:val="24"/>
+          <w:lang w:val="ru-RU"/>
+        </w:rPr>
+        <w:t xml:space="preserve">ыбрать модель поведения для </w:t>
+      </w:r>
+      <w:r>
+        <w:rPr>
+          <w:rFonts w:ascii="Times New Roman" w:hAnsi="Times New Roman" w:cs="Times New Roman"/>
           <w:b/>
+          <w:sz w:val="24"/>
+          <w:szCs w:val="24"/>
           <w:lang w:val="ru-RU"/>
         </w:rPr>
         <w:t>меня</w:t>
       </w:r>
       <w:r>
         <w:rPr>
-          <w:lang w:val="ru-RU"/>
-        </w:rPr>
-        <w:t xml:space="preserve"> — как мне себя вести?</w:t>
+          <w:rFonts w:ascii="Times New Roman" w:hAnsi="Times New Roman" w:cs="Times New Roman"/>
+          <w:sz w:val="24"/>
+          <w:szCs w:val="24"/>
+          <w:lang w:val="ru-RU"/>
+        </w:rPr>
+        <w:t xml:space="preserve"> — как </w:t>
+      </w:r>
+      <w:r>
+        <w:rPr>
+          <w:rFonts w:ascii="Times New Roman" w:hAnsi="Times New Roman" w:cs="Times New Roman"/>
+          <w:i/>
+          <w:iCs/>
+          <w:sz w:val="24"/>
+          <w:szCs w:val="24"/>
+          <w:lang w:val="ru-RU"/>
+        </w:rPr>
+        <w:t>мне</w:t>
+      </w:r>
+      <w:r>
+        <w:rPr>
+          <w:rFonts w:ascii="Times New Roman" w:hAnsi="Times New Roman" w:cs="Times New Roman"/>
+          <w:sz w:val="24"/>
+          <w:szCs w:val="24"/>
+          <w:lang w:val="ru-RU"/>
+        </w:rPr>
+        <w:t xml:space="preserve"> себя вести?</w:t>
       </w:r>
     </w:p>
     <w:p>
@@ -70,208 +188,787 @@
           <w:numId w:val="3"/>
         </w:numPr>
         <w:rPr>
-          <w:lang w:val="ru-RU"/>
-        </w:rPr>
-      </w:pPr>
-      <w:r>
-        <w:rPr>
-          <w:lang w:val="ru-RU"/>
-        </w:rPr>
-        <w:t>Кто я? Кто принимает решения по принятию модели поведения? Прошлый урок был посвящен первому пункту. Вопрос на понимание второго пункта: считал ли Диоген человека собакой? Нет, скорее он задавал вопрос о том, что есть человек. Он совершал постыдные действия, которые, будучи совершенными животным, не вызывали бы стыда. Смыл этих действий был в том, что все, что делал Диоген, на самом деле делает каждый человек, но делает это не публично. То есть постыдным является именно то, что Диоген делает эти действия на глазах у других. Другие люди эти же свои действия скрывают. Диоген указывал на то, что в человеке есть животное начало. Но что в нас есть помимо животного начала? В нас есть чувство взгляда на себя со стороны, которое порождает стыд, заставляя разыгрывать в социуме определенный спектакль, несущий искусственный, фиктивный характер. Итого, Диоген своими действиями ставит вопрос: что такое человек? Он старается ими разрушить искусственный спектакль, чтобы обнажить настоящее — животное начало. Он призывает показать, что ещё настоящего есть в человеке, кто животного начала.</w:t>
+          <w:rFonts w:ascii="Times New Roman" w:hAnsi="Times New Roman" w:cs="Times New Roman"/>
+          <w:sz w:val="24"/>
+          <w:szCs w:val="24"/>
+          <w:lang w:val="ru-RU"/>
+        </w:rPr>
+      </w:pPr>
+      <w:r>
+        <w:rPr>
+          <w:rFonts w:ascii="Times New Roman" w:hAnsi="Times New Roman" w:cs="Times New Roman"/>
+          <w:sz w:val="24"/>
+          <w:szCs w:val="24"/>
+          <w:lang w:val="ru-RU"/>
+        </w:rPr>
+        <w:t>Ответить на один из двух главных вопросов философии — к</w:t>
+      </w:r>
+      <w:r>
+        <w:rPr>
+          <w:rFonts w:ascii="Times New Roman" w:hAnsi="Times New Roman" w:cs="Times New Roman"/>
+          <w:sz w:val="24"/>
+          <w:szCs w:val="24"/>
+          <w:lang w:val="ru-RU"/>
+        </w:rPr>
+        <w:t>то я?</w:t>
+      </w:r>
+      <w:r>
+        <w:rPr>
+          <w:rFonts w:ascii="Times New Roman" w:hAnsi="Times New Roman" w:cs="Times New Roman"/>
+          <w:sz w:val="24"/>
+          <w:szCs w:val="24"/>
+          <w:lang w:val="ru-RU"/>
+        </w:rPr>
+        <w:t xml:space="preserve"> </w:t>
+      </w:r>
+      <w:r>
+        <w:rPr>
+          <w:rFonts w:ascii="Times New Roman" w:hAnsi="Times New Roman" w:cs="Times New Roman"/>
+          <w:sz w:val="24"/>
+          <w:szCs w:val="24"/>
+          <w:lang w:val="ru-RU"/>
+        </w:rPr>
+        <w:t>Кто принимает решения по принятию модели поведения?</w:t>
       </w:r>
     </w:p>
     <w:p>
       <w:pPr>
         <w:rPr>
-          <w:lang w:val="ru-RU"/>
-        </w:rPr>
-      </w:pPr>
-      <w:r>
-        <w:rPr>
-          <w:lang w:val="ru-RU"/>
-        </w:rPr>
-        <w:t>Стоики считали Диогена первым стоиком. Они изучали, анализировали его, он был их фактурой. Диоген всегда как бы давал ответ на вопрос: «На что я способен? Каковы мои границы?», где «я» — это что-то непонятное, анонимное. Стоиков интересовали не только постыдные действия Диогена: зимой он обнимался со статуями, а летом катался в раскаленном песке. Как ему это удавалось? Всё это являлось материалом для ответа на вопрос, что всё-таки человек такое.</w:t>
+          <w:rFonts w:ascii="Times New Roman" w:hAnsi="Times New Roman" w:cs="Times New Roman"/>
+          <w:sz w:val="24"/>
+          <w:szCs w:val="24"/>
+          <w:lang w:val="ru-RU"/>
+        </w:rPr>
+      </w:pPr>
+      <w:r>
+        <w:rPr>
+          <w:rFonts w:ascii="Times New Roman" w:hAnsi="Times New Roman" w:cs="Times New Roman"/>
+          <w:sz w:val="24"/>
+          <w:szCs w:val="24"/>
+          <w:lang w:val="ru-RU"/>
+        </w:rPr>
+        <w:t>Сами с</w:t>
+      </w:r>
+      <w:r>
+        <w:rPr>
+          <w:rFonts w:ascii="Times New Roman" w:hAnsi="Times New Roman" w:cs="Times New Roman"/>
+          <w:sz w:val="24"/>
+          <w:szCs w:val="24"/>
+          <w:lang w:val="ru-RU"/>
+        </w:rPr>
+        <w:t>тоики считали Диогена первым стоиком. Они изучали</w:t>
+      </w:r>
+      <w:r>
+        <w:rPr>
+          <w:rFonts w:ascii="Times New Roman" w:hAnsi="Times New Roman" w:cs="Times New Roman"/>
+          <w:sz w:val="24"/>
+          <w:szCs w:val="24"/>
+          <w:lang w:val="ru-RU"/>
+        </w:rPr>
+        <w:t xml:space="preserve"> его наследие</w:t>
+      </w:r>
+      <w:r>
+        <w:rPr>
+          <w:rFonts w:ascii="Times New Roman" w:hAnsi="Times New Roman" w:cs="Times New Roman"/>
+          <w:sz w:val="24"/>
+          <w:szCs w:val="24"/>
+          <w:lang w:val="ru-RU"/>
+        </w:rPr>
+        <w:t>, анализировали его</w:t>
+      </w:r>
+      <w:r>
+        <w:rPr>
+          <w:rFonts w:ascii="Times New Roman" w:hAnsi="Times New Roman" w:cs="Times New Roman"/>
+          <w:sz w:val="24"/>
+          <w:szCs w:val="24"/>
+          <w:lang w:val="ru-RU"/>
+        </w:rPr>
+        <w:t xml:space="preserve"> —</w:t>
+      </w:r>
+      <w:r>
+        <w:rPr>
+          <w:rFonts w:ascii="Times New Roman" w:hAnsi="Times New Roman" w:cs="Times New Roman"/>
+          <w:sz w:val="24"/>
+          <w:szCs w:val="24"/>
+          <w:lang w:val="ru-RU"/>
+        </w:rPr>
+        <w:t xml:space="preserve"> он был их фактурой. Диоген </w:t>
+      </w:r>
+      <w:r>
+        <w:rPr>
+          <w:rFonts w:ascii="Times New Roman" w:hAnsi="Times New Roman" w:cs="Times New Roman"/>
+          <w:sz w:val="24"/>
+          <w:szCs w:val="24"/>
+          <w:lang w:val="ru-RU"/>
+        </w:rPr>
+        <w:t xml:space="preserve">своими действиями </w:t>
+      </w:r>
+      <w:r>
+        <w:rPr>
+          <w:rFonts w:ascii="Times New Roman" w:hAnsi="Times New Roman" w:cs="Times New Roman"/>
+          <w:sz w:val="24"/>
+          <w:szCs w:val="24"/>
+          <w:lang w:val="ru-RU"/>
+        </w:rPr>
+        <w:t xml:space="preserve">всегда как бы давал ответ на вопрос: «На что я способен? Каковы мои границы?», где «я» — это что-то непонятное, анонимное. Стоиков интересовали не только постыдные действия Диогена: зимой он обнимался со статуями, а летом катался в раскаленном песке. Как ему это удавалось? Всё это являлось материалом для ответа на вопрос, что </w:t>
+      </w:r>
+      <w:r>
+        <w:rPr>
+          <w:rFonts w:ascii="Times New Roman" w:hAnsi="Times New Roman" w:cs="Times New Roman"/>
+          <w:sz w:val="24"/>
+          <w:szCs w:val="24"/>
+          <w:lang w:val="ru-RU"/>
+        </w:rPr>
+        <w:t>есть человек</w:t>
+      </w:r>
+      <w:r>
+        <w:rPr>
+          <w:rFonts w:ascii="Times New Roman" w:hAnsi="Times New Roman" w:cs="Times New Roman"/>
+          <w:sz w:val="24"/>
+          <w:szCs w:val="24"/>
+          <w:lang w:val="ru-RU"/>
+        </w:rPr>
+        <w:t>.</w:t>
+      </w:r>
+      <w:r>
+        <w:rPr>
+          <w:rFonts w:ascii="Times New Roman" w:hAnsi="Times New Roman" w:cs="Times New Roman"/>
+          <w:sz w:val="24"/>
+          <w:szCs w:val="24"/>
+          <w:lang w:val="ru-RU"/>
+        </w:rPr>
+        <w:t xml:space="preserve"> </w:t>
+      </w:r>
+      <w:r>
+        <w:rPr>
+          <w:rFonts w:ascii="Times New Roman" w:hAnsi="Times New Roman" w:cs="Times New Roman"/>
+          <w:sz w:val="24"/>
+          <w:szCs w:val="24"/>
+          <w:lang w:val="ru-RU"/>
+        </w:rPr>
+        <w:t xml:space="preserve">В том числе и на основе данной фактуры появилось учение о страстях </w:t>
+      </w:r>
+      <w:r>
+        <w:rPr>
+          <w:rFonts w:ascii="Times New Roman" w:hAnsi="Times New Roman" w:cs="Times New Roman"/>
+          <w:sz w:val="24"/>
+          <w:szCs w:val="24"/>
+          <w:lang w:val="ru-RU"/>
+        </w:rPr>
+        <w:t>πάθος</w:t>
+      </w:r>
+      <w:r>
+        <w:rPr>
+          <w:rFonts w:ascii="Times New Roman" w:hAnsi="Times New Roman" w:cs="Times New Roman"/>
+          <w:sz w:val="24"/>
+          <w:szCs w:val="24"/>
+          <w:lang w:val="ru-RU"/>
+        </w:rPr>
+        <w:t xml:space="preserve"> </w:t>
+      </w:r>
+      <w:r>
+        <w:rPr>
+          <w:rFonts w:ascii="Times New Roman" w:hAnsi="Times New Roman" w:cs="Times New Roman"/>
+          <w:sz w:val="24"/>
+          <w:szCs w:val="24"/>
+          <w:lang w:val="ru-RU"/>
+        </w:rPr>
+        <w:t>[</w:t>
+      </w:r>
+      <w:r>
+        <w:rPr>
+          <w:rFonts w:ascii="Times New Roman" w:hAnsi="Times New Roman" w:cs="Times New Roman"/>
+          <w:b/>
+          <w:bCs/>
+          <w:iCs/>
+          <w:sz w:val="24"/>
+          <w:szCs w:val="24"/>
+          <w:lang w:val="ru-RU"/>
+        </w:rPr>
+        <w:t>патос</w:t>
+      </w:r>
+      <w:r>
+        <w:rPr>
+          <w:rFonts w:ascii="Times New Roman" w:hAnsi="Times New Roman" w:cs="Times New Roman"/>
+          <w:sz w:val="24"/>
+          <w:szCs w:val="24"/>
+          <w:lang w:val="ru-RU"/>
+        </w:rPr>
+        <w:t>]</w:t>
+      </w:r>
+      <w:r>
+        <w:rPr>
+          <w:rFonts w:ascii="Times New Roman" w:hAnsi="Times New Roman" w:cs="Times New Roman"/>
+          <w:sz w:val="24"/>
+          <w:szCs w:val="24"/>
+          <w:lang w:val="ru-RU"/>
+        </w:rPr>
+        <w:t>.</w:t>
       </w:r>
     </w:p>
     <w:p>
       <w:pPr>
-        <w:rPr>
-          <w:lang w:val="ru-RU"/>
-        </w:rPr>
-      </w:pPr>
-      <w:r>
-        <w:rPr>
-          <w:lang w:val="ru-RU"/>
-        </w:rPr>
-        <w:t>В том числе и на основе данной фактуры появилось учение о страстях (</w:t>
-      </w:r>
-      <w:proofErr w:type="spellStart"/>
-      <w:r>
-        <w:rPr>
-          <w:i/>
-          <w:lang w:val="ru-RU"/>
-        </w:rPr>
-        <w:t>патос</w:t>
-      </w:r>
-      <w:proofErr w:type="spellEnd"/>
-      <w:r>
-        <w:rPr>
-          <w:lang w:val="ru-RU"/>
-        </w:rPr>
-        <w:t xml:space="preserve">). Существует четыре основных </w:t>
-      </w:r>
-      <w:proofErr w:type="spellStart"/>
-      <w:r>
-        <w:rPr>
-          <w:lang w:val="ru-RU"/>
-        </w:rPr>
-        <w:t>патоса</w:t>
-      </w:r>
-      <w:proofErr w:type="spellEnd"/>
-      <w:r>
-        <w:rPr>
-          <w:lang w:val="ru-RU"/>
-        </w:rPr>
-        <w:t xml:space="preserve">: </w:t>
-      </w:r>
-      <w:proofErr w:type="spellStart"/>
-      <w:r>
-        <w:rPr>
-          <w:i/>
-          <w:lang w:val="ru-RU"/>
-        </w:rPr>
-        <w:t>фобос</w:t>
-      </w:r>
-      <w:proofErr w:type="spellEnd"/>
-      <w:r>
-        <w:rPr>
-          <w:lang w:val="ru-RU"/>
-        </w:rPr>
-        <w:t xml:space="preserve"> (страх) </w:t>
-      </w:r>
-      <w:proofErr w:type="spellStart"/>
-      <w:r>
-        <w:rPr>
-          <w:i/>
-          <w:lang w:val="ru-RU"/>
-        </w:rPr>
-        <w:t>эпитемия</w:t>
-      </w:r>
-      <w:proofErr w:type="spellEnd"/>
-      <w:r>
-        <w:rPr>
-          <w:lang w:val="ru-RU"/>
-        </w:rPr>
-        <w:t xml:space="preserve"> (жажда, влечение), </w:t>
-      </w:r>
-      <w:proofErr w:type="spellStart"/>
-      <w:r>
-        <w:rPr>
-          <w:i/>
-          <w:lang w:val="ru-RU"/>
-        </w:rPr>
-        <w:t>хедонэ</w:t>
-      </w:r>
-      <w:proofErr w:type="spellEnd"/>
-      <w:r>
-        <w:rPr>
-          <w:lang w:val="ru-RU"/>
-        </w:rPr>
-        <w:t xml:space="preserve"> (удовольствие) </w:t>
-      </w:r>
-      <w:proofErr w:type="spellStart"/>
-      <w:r>
-        <w:rPr>
-          <w:i/>
-          <w:lang w:val="ru-RU"/>
-        </w:rPr>
-        <w:t>люпе</w:t>
-      </w:r>
-      <w:proofErr w:type="spellEnd"/>
-      <w:r>
-        <w:rPr>
-          <w:lang w:val="ru-RU"/>
-        </w:rPr>
-        <w:t xml:space="preserve"> (скорбь, страдание)</w:t>
+        <w:pStyle w:val="Heading2"/>
+        <w:rPr>
+          <w:lang w:val="ru-RU"/>
+        </w:rPr>
+      </w:pPr>
+      <w:r>
+        <w:rPr>
+          <w:lang w:val="ru-RU"/>
+        </w:rPr>
+        <w:t>Границы существования</w:t>
       </w:r>
     </w:p>
     <w:p>
       <w:pPr>
         <w:rPr>
-          <w:lang w:val="ru-RU"/>
-        </w:rPr>
-      </w:pPr>
-      <w:r>
-        <w:rPr>
-          <w:lang w:val="ru-RU"/>
-        </w:rPr>
-        <w:t xml:space="preserve">Границы нашего существования определяют страсти. Мы чего-то боимся и ограничиваем себя от этого, нас к чему-то </w:t>
-      </w:r>
-      <w:proofErr w:type="gramStart"/>
-      <w:r>
-        <w:rPr>
-          <w:lang w:val="ru-RU"/>
-        </w:rPr>
-        <w:t>тянет</w:t>
-      </w:r>
-      <w:proofErr w:type="gramEnd"/>
-      <w:r>
-        <w:rPr>
-          <w:lang w:val="ru-RU"/>
-        </w:rPr>
-        <w:t xml:space="preserve"> и мы этого хотим и </w:t>
-      </w:r>
-      <w:proofErr w:type="spellStart"/>
-      <w:r>
-        <w:rPr>
-          <w:lang w:val="ru-RU"/>
-        </w:rPr>
-        <w:t>тп</w:t>
-      </w:r>
-      <w:proofErr w:type="spellEnd"/>
-      <w:r>
-        <w:rPr>
-          <w:lang w:val="ru-RU"/>
-        </w:rPr>
-        <w:t xml:space="preserve">. Один из ранних стоиков, </w:t>
-      </w:r>
-      <w:proofErr w:type="spellStart"/>
-      <w:r>
-        <w:rPr>
-          <w:i/>
-          <w:lang w:val="ru-RU"/>
-        </w:rPr>
-        <w:t>Хрисипп</w:t>
-      </w:r>
-      <w:proofErr w:type="spellEnd"/>
-      <w:r>
-        <w:rPr>
-          <w:lang w:val="ru-RU"/>
-        </w:rPr>
-        <w:t xml:space="preserve"> сказал, что страсти не являются неизменными, обязательными границами нашего существования. Страсти на самом деле это не непосредственно переживаемое нечто, не туман, не марево, окутывающее меня. Страсти — это некие </w:t>
-      </w:r>
-      <w:r>
-        <w:rPr>
-          <w:b/>
-          <w:lang w:val="ru-RU"/>
-        </w:rPr>
-        <w:t>суждения</w:t>
-      </w:r>
-      <w:r>
-        <w:rPr>
-          <w:lang w:val="ru-RU"/>
-        </w:rPr>
-        <w:t>. Всегда, когда мы испытываем некую страсть, на самом деле есть момент, в который мы выносим суждение, и всегда у нас есть возможность с ним согласиться или не согласиться. Например, мною овладел гнев, потому что я согласился на то, чтобы он мною овладел, вынесши суждение. Стоит подчеркнуть, что в отличии от христианства, где со страстями нужно бороться, стоицизм говорит о том, что на самом деле у человека есть момент, когда ему безразлична любая страсть, и отказ или соглашение от страсти сопряжены с усилием воли и делаются легко и без проблем. Речь здесь идёт не о некой технике, не о напряжении, а об отказе от того, чтобы делать некоторую операцию.</w:t>
+          <w:rFonts w:ascii="Times New Roman" w:hAnsi="Times New Roman" w:cs="Times New Roman"/>
+          <w:sz w:val="24"/>
+          <w:szCs w:val="24"/>
+          <w:lang w:val="ru-RU"/>
+        </w:rPr>
+      </w:pPr>
+      <w:r>
+        <w:rPr>
+          <w:rFonts w:ascii="Times New Roman" w:hAnsi="Times New Roman" w:cs="Times New Roman"/>
+          <w:sz w:val="24"/>
+          <w:szCs w:val="24"/>
+          <w:lang w:val="ru-RU"/>
+        </w:rPr>
+        <w:t>Существует четыре основных патоса:</w:t>
       </w:r>
     </w:p>
     <w:p>
       <w:pPr>
-        <w:rPr>
-          <w:lang w:val="ru-RU"/>
-        </w:rPr>
-      </w:pPr>
-      <w:r>
-        <w:rPr>
+        <w:pStyle w:val="ListParagraph"/>
+        <w:numPr>
+          <w:ilvl w:val="0"/>
+          <w:numId w:val="12"/>
+        </w:numPr>
+        <w:rPr>
+          <w:rFonts w:ascii="Times New Roman" w:hAnsi="Times New Roman" w:cs="Times New Roman"/>
+          <w:sz w:val="24"/>
+          <w:szCs w:val="24"/>
+          <w:lang w:val="ru-RU"/>
+        </w:rPr>
+      </w:pPr>
+      <w:r>
+        <w:rPr>
+          <w:rFonts w:ascii="Times New Roman" w:hAnsi="Times New Roman" w:cs="Times New Roman"/>
+          <w:sz w:val="24"/>
+          <w:szCs w:val="24"/>
+          <w:lang w:val="ru-RU"/>
+        </w:rPr>
+        <w:t>С</w:t>
+      </w:r>
+      <w:r>
+        <w:rPr>
+          <w:rFonts w:ascii="Times New Roman" w:hAnsi="Times New Roman" w:cs="Times New Roman"/>
+          <w:sz w:val="24"/>
+          <w:szCs w:val="24"/>
+          <w:lang w:val="ru-RU"/>
+        </w:rPr>
+        <w:t>трах</w:t>
+      </w:r>
+      <w:r>
+        <w:rPr>
+          <w:rFonts w:ascii="Times New Roman" w:hAnsi="Times New Roman" w:cs="Times New Roman"/>
+          <w:sz w:val="24"/>
+          <w:szCs w:val="24"/>
+        </w:rPr>
+        <w:t xml:space="preserve"> — </w:t>
+      </w:r>
+      <w:r>
+        <w:rPr>
+          <w:rFonts w:ascii="Times New Roman" w:hAnsi="Times New Roman" w:cs="Times New Roman"/>
+          <w:sz w:val="24"/>
+          <w:szCs w:val="24"/>
+          <w:lang w:val="ru-RU"/>
+        </w:rPr>
+        <w:t>φόβος</w:t>
+      </w:r>
+      <w:r>
+        <w:rPr>
+          <w:rFonts w:ascii="Times New Roman" w:hAnsi="Times New Roman" w:cs="Times New Roman"/>
+          <w:sz w:val="24"/>
+          <w:szCs w:val="24"/>
+          <w:lang w:val="ru-RU"/>
+        </w:rPr>
+        <w:t xml:space="preserve"> </w:t>
+      </w:r>
+      <w:r>
+        <w:rPr>
+          <w:rFonts w:ascii="Times New Roman" w:hAnsi="Times New Roman" w:cs="Times New Roman"/>
+          <w:sz w:val="24"/>
+          <w:szCs w:val="24"/>
+        </w:rPr>
+        <w:t>[</w:t>
+      </w:r>
+      <w:r>
+        <w:rPr>
+          <w:rFonts w:ascii="Times New Roman" w:hAnsi="Times New Roman" w:cs="Times New Roman"/>
+          <w:b/>
+          <w:bCs/>
+          <w:iCs/>
+          <w:sz w:val="24"/>
+          <w:szCs w:val="24"/>
+          <w:lang w:val="ru-RU"/>
+        </w:rPr>
+        <w:t>фобос</w:t>
+      </w:r>
+      <w:r>
+        <w:rPr>
+          <w:rFonts w:ascii="Times New Roman" w:hAnsi="Times New Roman" w:cs="Times New Roman"/>
+          <w:sz w:val="24"/>
+          <w:szCs w:val="24"/>
+        </w:rPr>
+        <w:t>]</w:t>
+      </w:r>
+    </w:p>
+    <w:p>
+      <w:pPr>
+        <w:pStyle w:val="ListParagraph"/>
+        <w:numPr>
+          <w:ilvl w:val="0"/>
+          <w:numId w:val="12"/>
+        </w:numPr>
+        <w:rPr>
+          <w:rFonts w:ascii="Times New Roman" w:hAnsi="Times New Roman" w:cs="Times New Roman"/>
+          <w:sz w:val="24"/>
+          <w:szCs w:val="24"/>
+          <w:lang w:val="ru-RU"/>
+        </w:rPr>
+      </w:pPr>
+      <w:r>
+        <w:rPr>
+          <w:rFonts w:ascii="Times New Roman" w:hAnsi="Times New Roman" w:cs="Times New Roman"/>
+          <w:sz w:val="24"/>
+          <w:szCs w:val="24"/>
+          <w:lang w:val="ru-RU"/>
+        </w:rPr>
+        <w:t>Ж</w:t>
+      </w:r>
+      <w:r>
+        <w:rPr>
+          <w:rFonts w:ascii="Times New Roman" w:hAnsi="Times New Roman" w:cs="Times New Roman"/>
+          <w:sz w:val="24"/>
+          <w:szCs w:val="24"/>
+          <w:lang w:val="ru-RU"/>
+        </w:rPr>
+        <w:t>ажда, влечение</w:t>
+      </w:r>
+      <w:r>
+        <w:rPr>
+          <w:rFonts w:ascii="Times New Roman" w:hAnsi="Times New Roman" w:cs="Times New Roman"/>
+          <w:sz w:val="24"/>
+          <w:szCs w:val="24"/>
+        </w:rPr>
+        <w:t xml:space="preserve"> </w:t>
+      </w:r>
+      <w:r>
+        <w:rPr>
+          <w:rFonts w:ascii="Times New Roman" w:hAnsi="Times New Roman" w:cs="Times New Roman"/>
+          <w:sz w:val="24"/>
+          <w:szCs w:val="24"/>
+          <w:lang w:val="ru-RU"/>
+        </w:rPr>
+        <w:t xml:space="preserve">— </w:t>
+      </w:r>
+      <w:r>
+        <w:rPr>
+          <w:rFonts w:ascii="Times New Roman" w:hAnsi="Times New Roman" w:cs="Times New Roman"/>
+          <w:sz w:val="24"/>
+          <w:szCs w:val="24"/>
+        </w:rPr>
+        <w:t>ἐπιστήμη</w:t>
+      </w:r>
+      <w:r>
+        <w:rPr>
+          <w:rFonts w:ascii="Times New Roman" w:hAnsi="Times New Roman" w:cs="Times New Roman"/>
+          <w:sz w:val="24"/>
+          <w:szCs w:val="24"/>
+          <w:lang w:val="ru-RU"/>
+        </w:rPr>
+        <w:t xml:space="preserve"> </w:t>
+      </w:r>
+      <w:r>
+        <w:rPr>
+          <w:rFonts w:ascii="Times New Roman" w:hAnsi="Times New Roman" w:cs="Times New Roman"/>
+          <w:sz w:val="24"/>
+          <w:szCs w:val="24"/>
+        </w:rPr>
+        <w:t>[</w:t>
+      </w:r>
+      <w:r>
+        <w:rPr>
+          <w:rFonts w:ascii="Times New Roman" w:hAnsi="Times New Roman" w:cs="Times New Roman"/>
+          <w:b/>
+          <w:bCs/>
+          <w:iCs/>
+          <w:sz w:val="24"/>
+          <w:szCs w:val="24"/>
+          <w:lang w:val="ru-RU"/>
+        </w:rPr>
+        <w:t>эпи</w:t>
+      </w:r>
+      <w:r>
+        <w:rPr>
+          <w:rFonts w:ascii="Times New Roman" w:hAnsi="Times New Roman" w:cs="Times New Roman"/>
+          <w:b/>
+          <w:bCs/>
+          <w:iCs/>
+          <w:sz w:val="24"/>
+          <w:szCs w:val="24"/>
+          <w:lang w:val="ru-RU"/>
+        </w:rPr>
+        <w:t>с</w:t>
+      </w:r>
+      <w:r>
+        <w:rPr>
+          <w:rFonts w:ascii="Times New Roman" w:hAnsi="Times New Roman" w:cs="Times New Roman"/>
+          <w:b/>
+          <w:bCs/>
+          <w:iCs/>
+          <w:sz w:val="24"/>
+          <w:szCs w:val="24"/>
+          <w:lang w:val="ru-RU"/>
+        </w:rPr>
+        <w:t>темия</w:t>
+      </w:r>
+      <w:r>
+        <w:rPr>
+          <w:rFonts w:ascii="Times New Roman" w:hAnsi="Times New Roman" w:cs="Times New Roman"/>
+          <w:sz w:val="24"/>
+          <w:szCs w:val="24"/>
+        </w:rPr>
+        <w:t>]</w:t>
+      </w:r>
+    </w:p>
+    <w:p>
+      <w:pPr>
+        <w:pStyle w:val="ListParagraph"/>
+        <w:numPr>
+          <w:ilvl w:val="0"/>
+          <w:numId w:val="12"/>
+        </w:numPr>
+        <w:rPr>
+          <w:rFonts w:ascii="Times New Roman" w:hAnsi="Times New Roman" w:cs="Times New Roman"/>
+          <w:sz w:val="24"/>
+          <w:szCs w:val="24"/>
+          <w:lang w:val="ru-RU"/>
+        </w:rPr>
+      </w:pPr>
+      <w:r>
+        <w:rPr>
+          <w:rFonts w:ascii="Times New Roman" w:hAnsi="Times New Roman" w:cs="Times New Roman"/>
+          <w:sz w:val="24"/>
+          <w:szCs w:val="24"/>
+          <w:lang w:val="ru-RU"/>
+        </w:rPr>
+        <w:t>У</w:t>
+      </w:r>
+      <w:r>
+        <w:rPr>
+          <w:rFonts w:ascii="Times New Roman" w:hAnsi="Times New Roman" w:cs="Times New Roman"/>
+          <w:sz w:val="24"/>
+          <w:szCs w:val="24"/>
+          <w:lang w:val="ru-RU"/>
+        </w:rPr>
+        <w:t>довольствие</w:t>
+      </w:r>
+      <w:r>
+        <w:rPr>
+          <w:rFonts w:ascii="Times New Roman" w:hAnsi="Times New Roman" w:cs="Times New Roman"/>
+          <w:sz w:val="24"/>
+          <w:szCs w:val="24"/>
+        </w:rPr>
+        <w:t xml:space="preserve"> — </w:t>
+      </w:r>
+      <w:r>
+        <w:rPr>
+          <w:rFonts w:ascii="Times New Roman" w:hAnsi="Times New Roman" w:cs="Times New Roman"/>
+          <w:sz w:val="24"/>
+          <w:szCs w:val="24"/>
+        </w:rPr>
+        <w:t>ἡδονή</w:t>
+      </w:r>
+      <w:r>
+        <w:rPr>
+          <w:rFonts w:ascii="Times New Roman" w:hAnsi="Times New Roman" w:cs="Times New Roman"/>
+          <w:sz w:val="24"/>
+          <w:szCs w:val="24"/>
+          <w:lang w:val="ru-RU"/>
+        </w:rPr>
+        <w:t xml:space="preserve"> </w:t>
+      </w:r>
+      <w:r>
+        <w:rPr>
+          <w:rFonts w:ascii="Times New Roman" w:hAnsi="Times New Roman" w:cs="Times New Roman"/>
+          <w:sz w:val="24"/>
+          <w:szCs w:val="24"/>
+        </w:rPr>
+        <w:t>[</w:t>
+      </w:r>
+      <w:r>
+        <w:rPr>
+          <w:rFonts w:ascii="Times New Roman" w:hAnsi="Times New Roman" w:cs="Times New Roman"/>
+          <w:b/>
+          <w:bCs/>
+          <w:iCs/>
+          <w:sz w:val="24"/>
+          <w:szCs w:val="24"/>
+          <w:lang w:val="ru-RU"/>
+        </w:rPr>
+        <w:t>хедонэ</w:t>
+      </w:r>
+      <w:r>
+        <w:rPr>
+          <w:rFonts w:ascii="Times New Roman" w:hAnsi="Times New Roman" w:cs="Times New Roman"/>
+          <w:sz w:val="24"/>
+          <w:szCs w:val="24"/>
+        </w:rPr>
+        <w:t>]</w:t>
+      </w:r>
+    </w:p>
+    <w:p>
+      <w:pPr>
+        <w:pStyle w:val="ListParagraph"/>
+        <w:numPr>
+          <w:ilvl w:val="0"/>
+          <w:numId w:val="12"/>
+        </w:numPr>
+        <w:rPr>
+          <w:rFonts w:ascii="Times New Roman" w:hAnsi="Times New Roman" w:cs="Times New Roman"/>
+          <w:sz w:val="24"/>
+          <w:szCs w:val="24"/>
+          <w:lang w:val="ru-RU"/>
+        </w:rPr>
+      </w:pPr>
+      <w:r>
+        <w:rPr>
+          <w:rFonts w:ascii="Times New Roman" w:hAnsi="Times New Roman" w:cs="Times New Roman"/>
+          <w:sz w:val="24"/>
+          <w:szCs w:val="24"/>
+          <w:lang w:val="ru-RU"/>
+        </w:rPr>
+        <w:t>С</w:t>
+      </w:r>
+      <w:r>
+        <w:rPr>
+          <w:rFonts w:ascii="Times New Roman" w:hAnsi="Times New Roman" w:cs="Times New Roman"/>
+          <w:sz w:val="24"/>
+          <w:szCs w:val="24"/>
+          <w:lang w:val="ru-RU"/>
+        </w:rPr>
+        <w:t>корбь, страдание</w:t>
+      </w:r>
+      <w:r>
+        <w:rPr>
+          <w:rFonts w:ascii="Times New Roman" w:hAnsi="Times New Roman" w:cs="Times New Roman"/>
+          <w:sz w:val="24"/>
+          <w:szCs w:val="24"/>
+        </w:rPr>
+        <w:t xml:space="preserve"> — </w:t>
+      </w:r>
+      <w:r>
+        <w:rPr>
+          <w:rFonts w:ascii="Times New Roman" w:hAnsi="Times New Roman" w:cs="Times New Roman"/>
+          <w:sz w:val="24"/>
+          <w:szCs w:val="24"/>
+        </w:rPr>
+        <w:t>λύπη</w:t>
+      </w:r>
+      <w:r>
+        <w:rPr>
+          <w:rFonts w:ascii="Times New Roman" w:hAnsi="Times New Roman" w:cs="Times New Roman"/>
+          <w:sz w:val="24"/>
+          <w:szCs w:val="24"/>
+          <w:lang w:val="ru-RU"/>
+        </w:rPr>
+        <w:t xml:space="preserve"> </w:t>
+      </w:r>
+      <w:r>
+        <w:rPr>
+          <w:rFonts w:ascii="Times New Roman" w:hAnsi="Times New Roman" w:cs="Times New Roman"/>
+          <w:sz w:val="24"/>
+          <w:szCs w:val="24"/>
+        </w:rPr>
+        <w:t>[</w:t>
+      </w:r>
+      <w:r>
+        <w:rPr>
+          <w:rFonts w:ascii="Times New Roman" w:hAnsi="Times New Roman" w:cs="Times New Roman"/>
+          <w:b/>
+          <w:bCs/>
+          <w:iCs/>
+          <w:sz w:val="24"/>
+          <w:szCs w:val="24"/>
+          <w:lang w:val="ru-RU"/>
+        </w:rPr>
+        <w:t>люпе</w:t>
+      </w:r>
+      <w:r>
+        <w:rPr>
+          <w:rFonts w:ascii="Times New Roman" w:hAnsi="Times New Roman" w:cs="Times New Roman"/>
+          <w:sz w:val="24"/>
+          <w:szCs w:val="24"/>
+        </w:rPr>
+        <w:t>]</w:t>
+      </w:r>
+    </w:p>
+    <w:p>
+      <w:pPr>
+        <w:rPr>
+          <w:rFonts w:ascii="Times New Roman" w:hAnsi="Times New Roman" w:cs="Times New Roman"/>
+          <w:sz w:val="24"/>
+          <w:szCs w:val="24"/>
+          <w:lang w:val="ru-RU"/>
+        </w:rPr>
+      </w:pPr>
+      <w:r>
+        <w:rPr>
+          <w:rFonts w:ascii="Times New Roman" w:hAnsi="Times New Roman" w:cs="Times New Roman"/>
+          <w:sz w:val="24"/>
+          <w:szCs w:val="24"/>
+          <w:lang w:val="ru-RU"/>
+        </w:rPr>
+        <w:t>Границы нашего существования определяют страсти</w:t>
+      </w:r>
+      <w:r>
+        <w:rPr>
+          <w:rFonts w:ascii="Times New Roman" w:hAnsi="Times New Roman" w:cs="Times New Roman"/>
+          <w:sz w:val="24"/>
+          <w:szCs w:val="24"/>
+          <w:lang w:val="ru-RU"/>
+        </w:rPr>
+        <w:t>: м</w:t>
+      </w:r>
+      <w:r>
+        <w:rPr>
+          <w:rFonts w:ascii="Times New Roman" w:hAnsi="Times New Roman" w:cs="Times New Roman"/>
+          <w:sz w:val="24"/>
+          <w:szCs w:val="24"/>
+          <w:lang w:val="ru-RU"/>
+        </w:rPr>
+        <w:t xml:space="preserve">ы чего-то боимся и ограничиваем себя от этого, нас к чему-то </w:t>
+      </w:r>
+      <w:r>
+        <w:rPr>
+          <w:rFonts w:ascii="Times New Roman" w:hAnsi="Times New Roman" w:cs="Times New Roman"/>
+          <w:sz w:val="24"/>
+          <w:szCs w:val="24"/>
+          <w:lang w:val="ru-RU"/>
+        </w:rPr>
+        <w:t>тянет,</w:t>
+      </w:r>
+      <w:r>
+        <w:rPr>
+          <w:rFonts w:ascii="Times New Roman" w:hAnsi="Times New Roman" w:cs="Times New Roman"/>
+          <w:sz w:val="24"/>
+          <w:szCs w:val="24"/>
+          <w:lang w:val="ru-RU"/>
+        </w:rPr>
+        <w:t xml:space="preserve"> и мы этого хотим. Один из ранних стоиков, </w:t>
+      </w:r>
+      <w:r>
+        <w:rPr>
+          <w:rFonts w:ascii="Times New Roman" w:hAnsi="Times New Roman" w:cs="Times New Roman"/>
+          <w:b/>
+          <w:bCs/>
+          <w:iCs/>
+          <w:sz w:val="24"/>
+          <w:szCs w:val="24"/>
+          <w:lang w:val="ru-RU"/>
+        </w:rPr>
+        <w:t>Хрисипп</w:t>
+      </w:r>
+      <w:r>
+        <w:rPr>
+          <w:rFonts w:ascii="Times New Roman" w:hAnsi="Times New Roman" w:cs="Times New Roman"/>
+          <w:sz w:val="24"/>
+          <w:szCs w:val="24"/>
+          <w:lang w:val="ru-RU"/>
+        </w:rPr>
+        <w:t xml:space="preserve">, </w:t>
+      </w:r>
+      <w:r>
+        <w:rPr>
+          <w:rFonts w:ascii="Times New Roman" w:hAnsi="Times New Roman" w:cs="Times New Roman"/>
+          <w:sz w:val="24"/>
+          <w:szCs w:val="24"/>
+          <w:lang w:val="ru-RU"/>
+        </w:rPr>
+        <w:t xml:space="preserve">сказал, что страсти не являются неизменными, обязательными границами нашего существования. Страсти на самом деле это не непосредственно переживаемое нечто, не туман, не марево, окутывающее меня. Страсти — это некие </w:t>
+      </w:r>
+      <w:r>
+        <w:rPr>
+          <w:rFonts w:ascii="Times New Roman" w:hAnsi="Times New Roman" w:cs="Times New Roman"/>
+          <w:b/>
+          <w:sz w:val="24"/>
+          <w:szCs w:val="24"/>
+          <w:lang w:val="ru-RU"/>
+        </w:rPr>
+        <w:t>суждения</w:t>
+      </w:r>
+      <w:r>
+        <w:rPr>
+          <w:rFonts w:ascii="Times New Roman" w:hAnsi="Times New Roman" w:cs="Times New Roman"/>
+          <w:sz w:val="24"/>
+          <w:szCs w:val="24"/>
+          <w:lang w:val="ru-RU"/>
+        </w:rPr>
+        <w:t>. Всегда, когда мы испытываем некую страсть, на самом деле есть момент, в который мы выносим суждение, и всегда у нас есть возможность с ним согласиться или не согласиться.</w:t>
+      </w:r>
+    </w:p>
+    <w:p>
+      <w:pPr>
+        <w:pStyle w:val="Quote"/>
+        <w:rPr>
+          <w:lang w:val="ru-RU"/>
+        </w:rPr>
+      </w:pPr>
+      <w:r>
+        <w:rPr>
+          <w:lang w:val="ru-RU"/>
+        </w:rPr>
+        <w:lastRenderedPageBreak/>
+        <w:t>Например, мною овладел гнев, потому что я согласился на то, чтобы он мною овладел, вынесши суждение.</w:t>
+      </w:r>
+    </w:p>
+    <w:p>
+      <w:pPr>
+        <w:rPr>
+          <w:rFonts w:ascii="Times New Roman" w:hAnsi="Times New Roman" w:cs="Times New Roman"/>
+          <w:sz w:val="24"/>
+          <w:szCs w:val="24"/>
+          <w:lang w:val="ru-RU"/>
+        </w:rPr>
+      </w:pPr>
+      <w:r>
+        <w:rPr>
+          <w:rFonts w:ascii="Times New Roman" w:hAnsi="Times New Roman" w:cs="Times New Roman"/>
+          <w:sz w:val="24"/>
+          <w:szCs w:val="24"/>
+          <w:lang w:val="ru-RU"/>
+        </w:rPr>
+        <w:t>Стоит подчеркнуть, что в отличии от христианства, где со страстями нужно бороться, стоицизм говорит о том, что на самом деле у человека есть момент, когда ему безразлична любая страсть, и отказ или соглашение от страсти сопряжены с усилием воли и делаются легко и без проблем. Речь здесь идёт не о некой технике, не о напряжении, а об отказе от того, чтобы делать некоторую операцию.</w:t>
+      </w:r>
+    </w:p>
+    <w:p>
+      <w:pPr>
+        <w:rPr>
+          <w:rFonts w:ascii="Times New Roman" w:hAnsi="Times New Roman" w:cs="Times New Roman"/>
+          <w:sz w:val="24"/>
+          <w:szCs w:val="24"/>
+          <w:lang w:val="ru-RU"/>
+        </w:rPr>
+      </w:pPr>
+      <w:r>
+        <w:rPr>
+          <w:rFonts w:ascii="Times New Roman" w:hAnsi="Times New Roman" w:cs="Times New Roman"/>
+          <w:sz w:val="24"/>
+          <w:szCs w:val="24"/>
           <w:lang w:val="ru-RU"/>
         </w:rPr>
         <w:t>Таким образом все вещи в мире можно разделить на два типа:</w:t>
@@ -284,14 +981,29 @@
           <w:numId w:val="4"/>
         </w:numPr>
         <w:rPr>
-          <w:lang w:val="ru-RU"/>
-        </w:rPr>
-      </w:pPr>
-      <w:r>
-        <w:rPr>
-          <w:lang w:val="ru-RU"/>
-        </w:rPr>
-        <w:t>то, с чем я могу согласиться или не согласиться, то есть то, что в моей власти</w:t>
+          <w:rFonts w:ascii="Times New Roman" w:hAnsi="Times New Roman" w:cs="Times New Roman"/>
+          <w:sz w:val="24"/>
+          <w:szCs w:val="24"/>
+          <w:lang w:val="ru-RU"/>
+        </w:rPr>
+      </w:pPr>
+      <w:r>
+        <w:rPr>
+          <w:rFonts w:ascii="Times New Roman" w:hAnsi="Times New Roman" w:cs="Times New Roman"/>
+          <w:sz w:val="24"/>
+          <w:szCs w:val="24"/>
+          <w:lang w:val="ru-RU"/>
+        </w:rPr>
+        <w:t>Т</w:t>
+      </w:r>
+      <w:r>
+        <w:rPr>
+          <w:rFonts w:ascii="Times New Roman" w:hAnsi="Times New Roman" w:cs="Times New Roman"/>
+          <w:sz w:val="24"/>
+          <w:szCs w:val="24"/>
+          <w:lang w:val="ru-RU"/>
+        </w:rPr>
+        <w:t>о, с чем я могу согласиться или не согласиться, то есть то, что в моей власти</w:t>
       </w:r>
     </w:p>
     <w:p>
@@ -301,11 +1013,17 @@
           <w:numId w:val="4"/>
         </w:numPr>
         <w:rPr>
-          <w:lang w:val="ru-RU"/>
-        </w:rPr>
-      </w:pPr>
-      <w:r>
-        <w:rPr>
+          <w:rFonts w:ascii="Times New Roman" w:hAnsi="Times New Roman" w:cs="Times New Roman"/>
+          <w:sz w:val="24"/>
+          <w:szCs w:val="24"/>
+          <w:lang w:val="ru-RU"/>
+        </w:rPr>
+      </w:pPr>
+      <w:r>
+        <w:rPr>
+          <w:rFonts w:ascii="Times New Roman" w:hAnsi="Times New Roman" w:cs="Times New Roman"/>
+          <w:sz w:val="24"/>
+          <w:szCs w:val="24"/>
           <w:lang w:val="ru-RU"/>
         </w:rPr>
         <w:t>То, с чем я не могу согласиться или не согласиться, то есть вне моего контроля</w:t>
@@ -314,210 +1032,517 @@
     <w:p>
       <w:pPr>
         <w:rPr>
-          <w:lang w:val="ru-RU"/>
-        </w:rPr>
-      </w:pPr>
-      <w:r>
-        <w:rPr>
-          <w:lang w:val="ru-RU"/>
-        </w:rPr>
-        <w:lastRenderedPageBreak/>
-        <w:t xml:space="preserve">Разница между «отвлеченным знанием» и «этическим знанием» в том, что в первом случае сначала создается модель реальности, и затем на её основе формулируется образ действий. Стоики же на основе образа действий выводят модель реальности: если я что-то сделал и у меня получилось, то это будет информацией о реальности, ведь реальность позволила мне совершить эти действия. Если мне удается контролировать свои страсти (достичь </w:t>
-      </w:r>
-      <w:r>
-        <w:rPr>
+          <w:rFonts w:ascii="Times New Roman" w:hAnsi="Times New Roman" w:cs="Times New Roman"/>
+          <w:sz w:val="24"/>
+          <w:szCs w:val="24"/>
+          <w:lang w:val="ru-RU"/>
+        </w:rPr>
+      </w:pPr>
+      <w:r>
+        <w:rPr>
+          <w:rFonts w:ascii="Times New Roman" w:hAnsi="Times New Roman" w:cs="Times New Roman"/>
+          <w:sz w:val="24"/>
+          <w:szCs w:val="24"/>
+          <w:lang w:val="ru-RU"/>
+        </w:rPr>
+        <w:t>Разница между «отвлеченным знанием» и «этическим знанием» в том, что в первом случае сначала создается модель реальности, и затем на её основе формулируется образ действий. Стоики же на основе образа действий выводят модель реальности: если я что-то сделал и у меня получилось, то это будет информацией о реальности, ведь реальность позволила мне совершить эти действия. Если мне удается контролировать свои страсти</w:t>
+      </w:r>
+      <w:r>
+        <w:rPr>
+          <w:rFonts w:ascii="Times New Roman" w:hAnsi="Times New Roman" w:cs="Times New Roman"/>
+          <w:sz w:val="24"/>
+          <w:szCs w:val="24"/>
+          <w:lang w:val="ru-RU"/>
+        </w:rPr>
+        <w:t>, иными словами,</w:t>
+      </w:r>
+      <w:r>
+        <w:rPr>
+          <w:rFonts w:ascii="Times New Roman" w:hAnsi="Times New Roman" w:cs="Times New Roman"/>
+          <w:sz w:val="24"/>
+          <w:szCs w:val="24"/>
+          <w:lang w:val="ru-RU"/>
+        </w:rPr>
+        <w:t xml:space="preserve"> достичь</w:t>
+      </w:r>
+      <w:r>
+        <w:rPr>
+          <w:rFonts w:ascii="Times New Roman" w:hAnsi="Times New Roman" w:cs="Times New Roman"/>
+          <w:sz w:val="24"/>
+          <w:szCs w:val="24"/>
+          <w:lang w:val="ru-RU"/>
+        </w:rPr>
+        <w:t xml:space="preserve"> </w:t>
+      </w:r>
+      <w:r>
+        <w:rPr>
+          <w:rFonts w:ascii="Times New Roman" w:hAnsi="Times New Roman" w:cs="Times New Roman"/>
+          <w:sz w:val="24"/>
+          <w:szCs w:val="24"/>
+          <w:lang w:val="ru-RU"/>
+        </w:rPr>
+        <w:t>ἀπάθεια</w:t>
+      </w:r>
+      <w:r>
+        <w:rPr>
+          <w:rFonts w:ascii="Times New Roman" w:hAnsi="Times New Roman" w:cs="Times New Roman"/>
+          <w:sz w:val="24"/>
+          <w:szCs w:val="24"/>
+          <w:lang w:val="ru-RU"/>
+        </w:rPr>
+        <w:t xml:space="preserve"> </w:t>
+      </w:r>
+      <w:r>
+        <w:rPr>
+          <w:rFonts w:ascii="Times New Roman" w:hAnsi="Times New Roman" w:cs="Times New Roman"/>
+          <w:sz w:val="24"/>
+          <w:szCs w:val="24"/>
+          <w:lang w:val="ru-RU"/>
+        </w:rPr>
+        <w:t>[</w:t>
+      </w:r>
+      <w:r>
+        <w:rPr>
+          <w:rFonts w:ascii="Times New Roman" w:hAnsi="Times New Roman" w:cs="Times New Roman"/>
+          <w:b/>
+          <w:bCs/>
+          <w:iCs/>
+          <w:sz w:val="24"/>
+          <w:szCs w:val="24"/>
+          <w:lang w:val="ru-RU"/>
+        </w:rPr>
+        <w:t>апати</w:t>
+      </w:r>
+      <w:r>
+        <w:rPr>
+          <w:rFonts w:ascii="Times New Roman" w:hAnsi="Times New Roman" w:cs="Times New Roman"/>
+          <w:b/>
+          <w:bCs/>
+          <w:iCs/>
+          <w:sz w:val="24"/>
+          <w:szCs w:val="24"/>
+          <w:lang w:val="ru-RU"/>
+        </w:rPr>
+        <w:t>я</w:t>
+      </w:r>
+      <w:r>
+        <w:rPr>
+          <w:rFonts w:ascii="Times New Roman" w:hAnsi="Times New Roman" w:cs="Times New Roman"/>
+          <w:iCs/>
+          <w:sz w:val="24"/>
+          <w:szCs w:val="24"/>
+          <w:lang w:val="ru-RU"/>
+        </w:rPr>
+        <w:t>]</w:t>
+      </w:r>
+      <w:r>
+        <w:rPr>
+          <w:rFonts w:ascii="Times New Roman" w:hAnsi="Times New Roman" w:cs="Times New Roman"/>
+          <w:sz w:val="24"/>
+          <w:szCs w:val="24"/>
+          <w:lang w:val="ru-RU"/>
+        </w:rPr>
+        <w:t xml:space="preserve">, это что-то говорит мне о реальности. Как так устроена реальность, что мне удалось достичь </w:t>
+      </w:r>
+      <w:r>
+        <w:rPr>
+          <w:rFonts w:ascii="Times New Roman" w:hAnsi="Times New Roman" w:cs="Times New Roman"/>
           <w:i/>
+          <w:iCs/>
+          <w:sz w:val="24"/>
+          <w:szCs w:val="24"/>
           <w:lang w:val="ru-RU"/>
         </w:rPr>
         <w:t>апатии</w:t>
       </w:r>
       <w:r>
         <w:rPr>
-          <w:lang w:val="ru-RU"/>
-        </w:rPr>
-        <w:t xml:space="preserve">), это что-то говорит мне о реальности. Как так устроена реальность, что мне удалось достичь апатии? Это можно назвать </w:t>
-      </w:r>
-      <w:proofErr w:type="spellStart"/>
-      <w:r>
-        <w:rPr>
-          <w:lang w:val="ru-RU"/>
-        </w:rPr>
-        <w:t>прото</w:t>
-      </w:r>
-      <w:proofErr w:type="spellEnd"/>
-      <w:r>
-        <w:rPr>
-          <w:lang w:val="ru-RU"/>
-        </w:rPr>
-        <w:t>-материалистическим подходом.</w:t>
+          <w:rFonts w:ascii="Times New Roman" w:hAnsi="Times New Roman" w:cs="Times New Roman"/>
+          <w:sz w:val="24"/>
+          <w:szCs w:val="24"/>
+          <w:lang w:val="ru-RU"/>
+        </w:rPr>
+        <w:t>? Это можно назвать прото-материалистическим подходом.</w:t>
       </w:r>
     </w:p>
     <w:p>
       <w:pPr>
-        <w:rPr>
-          <w:lang w:val="ru-RU"/>
-        </w:rPr>
-      </w:pPr>
-      <w:r>
-        <w:rPr>
-          <w:lang w:val="ru-RU"/>
-        </w:rPr>
-        <w:t xml:space="preserve">Возьмем самую экстремальную страсть: </w:t>
-      </w:r>
-      <w:proofErr w:type="spellStart"/>
-      <w:r>
-        <w:rPr>
-          <w:i/>
-          <w:lang w:val="ru-RU"/>
-        </w:rPr>
-        <w:t>люпе</w:t>
-      </w:r>
-      <w:proofErr w:type="spellEnd"/>
-      <w:r>
-        <w:rPr>
-          <w:lang w:val="ru-RU"/>
-        </w:rPr>
-        <w:t xml:space="preserve"> — в смысле физического страдания. Как его вообще превратить в суждение? Возьмем немного адаптированные размышления Марка Аврелия.</w:t>
+        <w:pStyle w:val="Heading2"/>
+        <w:rPr>
+          <w:lang w:val="ru-RU"/>
+        </w:rPr>
+      </w:pPr>
+      <w:r>
+        <w:rPr>
+          <w:lang w:val="ru-RU"/>
+        </w:rPr>
+        <w:t>Марк Аврелий и больной палец</w:t>
       </w:r>
     </w:p>
     <w:p>
       <w:pPr>
         <w:rPr>
-          <w:lang w:val="ru-RU"/>
-        </w:rPr>
-      </w:pPr>
-      <w:r>
-        <w:rPr>
-          <w:lang w:val="ru-RU"/>
-        </w:rPr>
-        <w:t xml:space="preserve">Допустим, у человека болит палец уже 30 минут, и будет болеть ещё минимум 20 минут, пока не подействует лекарство. Вопрос: сколько болит палец? Ответ: </w:t>
-      </w:r>
-      <w:r>
-        <w:rPr>
+          <w:rFonts w:ascii="Times New Roman" w:hAnsi="Times New Roman" w:cs="Times New Roman"/>
+          <w:sz w:val="24"/>
+          <w:szCs w:val="24"/>
+          <w:lang w:val="ru-RU"/>
+        </w:rPr>
+      </w:pPr>
+      <w:r>
+        <w:rPr>
+          <w:rFonts w:ascii="Times New Roman" w:hAnsi="Times New Roman" w:cs="Times New Roman"/>
+          <w:sz w:val="24"/>
+          <w:szCs w:val="24"/>
+          <w:lang w:val="ru-RU"/>
+        </w:rPr>
+        <w:t xml:space="preserve">Возьмем самую экстремальную страсть: </w:t>
+      </w:r>
+      <w:r>
+        <w:rPr>
+          <w:rFonts w:ascii="Times New Roman" w:hAnsi="Times New Roman" w:cs="Times New Roman"/>
           <w:i/>
-          <w:lang w:val="ru-RU"/>
-        </w:rPr>
-        <w:t>одно мгновение</w:t>
-      </w:r>
-      <w:r>
-        <w:rPr>
-          <w:lang w:val="ru-RU"/>
-        </w:rPr>
-        <w:t xml:space="preserve">. Боль (как и любая страсть) существует только в настоящем. Но, воспринимая боль, мы суммируем это чувство со всей прошедшей болью и со всей будущей. Получившаяся боль — это психологический конструкт, ведь та боль, которая была в прошлом, больше не существует (как больно! мой палец болит уже полчаса!), а будущая боль ещё не случилась (как больно! мне терпеть ещё 20 минут!). В этом нереальном «психологическом времени» человек придумывает себе усиленную боль, то есть выносит свое </w:t>
-      </w:r>
-      <w:r>
-        <w:rPr>
-          <w:i/>
-          <w:lang w:val="ru-RU"/>
-        </w:rPr>
-        <w:t>суждение</w:t>
-      </w:r>
-      <w:r>
-        <w:rPr>
-          <w:lang w:val="ru-RU"/>
-        </w:rPr>
-        <w:t xml:space="preserve"> о боли.</w:t>
+          <w:sz w:val="24"/>
+          <w:szCs w:val="24"/>
+          <w:lang w:val="ru-RU"/>
+        </w:rPr>
+        <w:t>люпе</w:t>
+      </w:r>
+      <w:r>
+        <w:rPr>
+          <w:rFonts w:ascii="Times New Roman" w:hAnsi="Times New Roman" w:cs="Times New Roman"/>
+          <w:sz w:val="24"/>
+          <w:szCs w:val="24"/>
+          <w:lang w:val="ru-RU"/>
+        </w:rPr>
+        <w:t xml:space="preserve"> — в смысле физического страдания. Как его вообще превратить в суждение? </w:t>
+      </w:r>
+      <w:r>
+        <w:rPr>
+          <w:rFonts w:ascii="Times New Roman" w:hAnsi="Times New Roman" w:cs="Times New Roman"/>
+          <w:sz w:val="24"/>
+          <w:szCs w:val="24"/>
+          <w:lang w:val="ru-RU"/>
+        </w:rPr>
+        <w:t>Для корректного объяснения прибегнем к</w:t>
+      </w:r>
+      <w:r>
+        <w:rPr>
+          <w:rFonts w:ascii="Times New Roman" w:hAnsi="Times New Roman" w:cs="Times New Roman"/>
+          <w:sz w:val="24"/>
+          <w:szCs w:val="24"/>
+          <w:lang w:val="ru-RU"/>
+        </w:rPr>
+        <w:t xml:space="preserve"> немного адаптированн</w:t>
+      </w:r>
+      <w:r>
+        <w:rPr>
+          <w:rFonts w:ascii="Times New Roman" w:hAnsi="Times New Roman" w:cs="Times New Roman"/>
+          <w:sz w:val="24"/>
+          <w:szCs w:val="24"/>
+          <w:lang w:val="ru-RU"/>
+        </w:rPr>
+        <w:t>ому</w:t>
+      </w:r>
+      <w:r>
+        <w:rPr>
+          <w:rFonts w:ascii="Times New Roman" w:hAnsi="Times New Roman" w:cs="Times New Roman"/>
+          <w:sz w:val="24"/>
+          <w:szCs w:val="24"/>
+          <w:lang w:val="ru-RU"/>
+        </w:rPr>
+        <w:t xml:space="preserve"> размышлени</w:t>
+      </w:r>
+      <w:r>
+        <w:rPr>
+          <w:rFonts w:ascii="Times New Roman" w:hAnsi="Times New Roman" w:cs="Times New Roman"/>
+          <w:sz w:val="24"/>
+          <w:szCs w:val="24"/>
+          <w:lang w:val="ru-RU"/>
+        </w:rPr>
+        <w:t>ю</w:t>
+      </w:r>
+      <w:r>
+        <w:rPr>
+          <w:rFonts w:ascii="Times New Roman" w:hAnsi="Times New Roman" w:cs="Times New Roman"/>
+          <w:sz w:val="24"/>
+          <w:szCs w:val="24"/>
+          <w:lang w:val="ru-RU"/>
+        </w:rPr>
+        <w:t xml:space="preserve"> </w:t>
+      </w:r>
+      <w:r>
+        <w:rPr>
+          <w:rFonts w:ascii="Times New Roman" w:hAnsi="Times New Roman" w:cs="Times New Roman"/>
+          <w:b/>
+          <w:bCs/>
+          <w:sz w:val="24"/>
+          <w:szCs w:val="24"/>
+          <w:lang w:val="ru-RU"/>
+        </w:rPr>
+        <w:t>Марка Аврелия</w:t>
+      </w:r>
+      <w:r>
+        <w:rPr>
+          <w:rFonts w:ascii="Times New Roman" w:hAnsi="Times New Roman" w:cs="Times New Roman"/>
+          <w:sz w:val="24"/>
+          <w:szCs w:val="24"/>
+          <w:lang w:val="ru-RU"/>
+        </w:rPr>
+        <w:t>.</w:t>
       </w:r>
     </w:p>
     <w:p>
       <w:pPr>
         <w:rPr>
-          <w:lang w:val="ru-RU"/>
-        </w:rPr>
-      </w:pPr>
-      <w:r>
-        <w:rPr>
-          <w:lang w:val="ru-RU"/>
-        </w:rPr>
-        <w:t>Рассмотрим научный подход к этой проблеме. Введем ученого-экспериментатора и подключим к подопытному ЭЭГ. На чью сторону встанет ученый после замера сигналов? Марка Аврелия или обычного человека? Ответ: на сторону Марка Аврелия. Допустим, было зафиксировано 4 болевых импульса. Этот результат соответствует позиции Марка Аврелия: именно это он и утверждает! Сознание же в каждой точке суммирует три остальные точки боли, которых на самом деле не существует.</w:t>
+          <w:rFonts w:ascii="Times New Roman" w:hAnsi="Times New Roman" w:cs="Times New Roman"/>
+          <w:sz w:val="24"/>
+          <w:szCs w:val="24"/>
+          <w:lang w:val="ru-RU"/>
+        </w:rPr>
+      </w:pPr>
+      <w:r>
+        <w:rPr>
+          <w:rFonts w:ascii="Times New Roman" w:hAnsi="Times New Roman" w:cs="Times New Roman"/>
+          <w:sz w:val="24"/>
+          <w:szCs w:val="24"/>
+          <w:lang w:val="ru-RU"/>
+        </w:rPr>
+        <w:t xml:space="preserve">Допустим, у человека болит палец уже 30 минут, и будет болеть ещё минимум 20 минут, пока не подействует лекарство. Вопрос: сколько болит палец? Ответ: </w:t>
+      </w:r>
+      <w:r>
+        <w:rPr>
+          <w:rFonts w:ascii="Times New Roman" w:hAnsi="Times New Roman" w:cs="Times New Roman"/>
+          <w:i/>
+          <w:sz w:val="24"/>
+          <w:szCs w:val="24"/>
+          <w:lang w:val="ru-RU"/>
+        </w:rPr>
+        <w:t>одно мгновение</w:t>
+      </w:r>
+      <w:r>
+        <w:rPr>
+          <w:rFonts w:ascii="Times New Roman" w:hAnsi="Times New Roman" w:cs="Times New Roman"/>
+          <w:sz w:val="24"/>
+          <w:szCs w:val="24"/>
+          <w:lang w:val="ru-RU"/>
+        </w:rPr>
+        <w:t xml:space="preserve">. Боль (как и любая страсть) существует только в настоящем. Но, воспринимая боль, мы суммируем это чувство со всей прошедшей болью и со всей будущей. Получившаяся боль — это психологический конструкт, ведь та боль, которая была в прошлом, больше не существует (как больно! мой палец болит уже полчаса!), а будущая боль ещё не случилась (как больно! мне терпеть ещё 20 минут!). В этом нереальном «психологическом времени» человек придумывает себе усиленную боль, то есть выносит свое </w:t>
+      </w:r>
+      <w:r>
+        <w:rPr>
+          <w:rFonts w:ascii="Times New Roman" w:hAnsi="Times New Roman" w:cs="Times New Roman"/>
+          <w:i/>
+          <w:sz w:val="24"/>
+          <w:szCs w:val="24"/>
+          <w:lang w:val="ru-RU"/>
+        </w:rPr>
+        <w:t>суждение</w:t>
+      </w:r>
+      <w:r>
+        <w:rPr>
+          <w:rFonts w:ascii="Times New Roman" w:hAnsi="Times New Roman" w:cs="Times New Roman"/>
+          <w:sz w:val="24"/>
+          <w:szCs w:val="24"/>
+          <w:lang w:val="ru-RU"/>
+        </w:rPr>
+        <w:t xml:space="preserve"> о боли.</w:t>
       </w:r>
     </w:p>
     <w:p>
       <w:pPr>
-        <w:rPr>
-          <w:lang w:val="ru-RU"/>
-        </w:rPr>
-      </w:pPr>
-      <w:proofErr w:type="gramStart"/>
-      <w:r>
-        <w:rPr>
-          <w:lang w:val="ru-RU"/>
-        </w:rPr>
-        <w:t>![</w:t>
-      </w:r>
-      <w:proofErr w:type="gramEnd"/>
-      <w:r>
-        <w:rPr>
-          <w:lang w:val="ru-RU"/>
-        </w:rPr>
-        <w:t>[Философия ликбез часть 2 1.</w:t>
-      </w:r>
-      <w:r>
-        <w:t>jpeg</w:t>
-      </w:r>
-      <w:r>
-        <w:rPr>
-          <w:lang w:val="ru-RU"/>
-        </w:rPr>
-        <w:t>]]</w:t>
+        <w:pStyle w:val="Quote"/>
+        <w:rPr>
+          <w:lang w:val="ru-RU"/>
+        </w:rPr>
+      </w:pPr>
+      <w:r>
+        <w:rPr>
+          <w:lang w:val="ru-RU"/>
+        </w:rPr>
+        <w:t>Рассмотрим научный подход к этой проблеме. Введем ученого-экспериментатора и подключим к подопытному ЭЭГ. На чью сторону встанет ученый после замера сигналов? Марка Аврелия или обычного человека? Ответ: на сторону Марка Аврелия. Допустим, было зафиксировано 4 болевых импульса. Этот результат соответствует позиции Марка Аврелия: именно это он и утверждает! Сознание же в каждой точке суммирует три остальные точки боли, которых на самом деле не существует.</w:t>
+      </w:r>
+      <w:r>
+        <w:rPr>
+          <w:lang w:val="ru-RU"/>
+        </w:rPr>
+        <w:t xml:space="preserve"> </w:t>
+      </w:r>
+      <w:r>
+        <w:rPr>
+          <w:lang w:val="ru-RU"/>
+        </w:rPr>
+        <w:t>В итоге с точки зрения обыденного восприятия мы имеем 16 сигналов боли — по 4 в каждой точке. Таким образом, позиция Марка Аврелия скорее соответствует научному познанию, чем ему противоречит.</w:t>
       </w:r>
     </w:p>
     <w:p>
       <w:pPr>
         <w:rPr>
-          <w:lang w:val="ru-RU"/>
-        </w:rPr>
-      </w:pPr>
-      <w:r>
-        <w:rPr>
-          <w:lang w:val="ru-RU"/>
-        </w:rPr>
-        <w:t xml:space="preserve">В итоге с точки зрения обыденного восприятия мы имеем 16 сигналов боли — по 4 в каждой точке. Таким образом, позиция Марка Аврелия скорее соответствует научному познанию, чем ему противоречит. Но даже если это так, то боль в каждый момент времени все равно остается, пусть даже ее меньше, чем в «психологическом ее восприятии». Ведь то </w:t>
-      </w:r>
-      <w:r>
-        <w:rPr>
-          <w:i/>
-          <w:lang w:val="ru-RU"/>
-        </w:rPr>
-        <w:t>одно мгновение,</w:t>
-      </w:r>
-      <w:r>
-        <w:rPr>
-          <w:lang w:val="ru-RU"/>
-        </w:rPr>
-        <w:t xml:space="preserve"> в течении которого испытывается боль, существует? На это Марк Аврелий отвечает: можем ли мы говорить, что это </w:t>
-      </w:r>
-      <w:r>
-        <w:rPr>
-          <w:i/>
-          <w:lang w:val="ru-RU"/>
-        </w:rPr>
-        <w:t>мгновение</w:t>
-      </w:r>
-      <w:r>
-        <w:rPr>
-          <w:lang w:val="ru-RU"/>
-        </w:rPr>
-        <w:t xml:space="preserve"> есть? Есть ли настоящее как таковое? Если я попробую зафиксировать момент настоящего, я смогу описать его только неким интервалом: секунда, миллисекунда и </w:t>
-      </w:r>
-      <w:proofErr w:type="spellStart"/>
-      <w:r>
-        <w:rPr>
-          <w:lang w:val="ru-RU"/>
-        </w:rPr>
-        <w:t>тп</w:t>
-      </w:r>
-      <w:proofErr w:type="spellEnd"/>
-      <w:r>
-        <w:rPr>
-          <w:lang w:val="ru-RU"/>
-        </w:rPr>
-        <w:t xml:space="preserve"> — все это отрезки времени, но не его мгновения. Если мы действительно сможем в своем восприятии стоически устранить прошлое и будущее, то будем поражены тем, насколько неуловимо настоящее мгновение. То, что я считаю настоящим, уже является прошлым. Ещё один пример: музыка, она вводит нас в какие-то эмоциональные состояния только когда мы воспринимаем её как нечто целостное, когда как восприятие непосредственно звука в конкретный миг настоящего не принесет никакой эмоции.</w:t>
+          <w:rFonts w:ascii="Times New Roman" w:hAnsi="Times New Roman" w:cs="Times New Roman"/>
+          <w:sz w:val="24"/>
+          <w:szCs w:val="24"/>
+          <w:lang w:val="ru-RU"/>
+        </w:rPr>
+      </w:pPr>
+      <w:r>
+        <w:rPr>
+          <w:rFonts w:ascii="Times New Roman" w:hAnsi="Times New Roman" w:cs="Times New Roman"/>
+          <w:sz w:val="24"/>
+          <w:szCs w:val="24"/>
+          <w:lang w:val="ru-RU"/>
+        </w:rPr>
+        <w:t>![[Философия ликбез часть 2 1.</w:t>
+      </w:r>
+      <w:r>
+        <w:rPr>
+          <w:rFonts w:ascii="Times New Roman" w:hAnsi="Times New Roman" w:cs="Times New Roman"/>
+          <w:sz w:val="24"/>
+          <w:szCs w:val="24"/>
+        </w:rPr>
+        <w:t>jpeg</w:t>
+      </w:r>
+      <w:r>
+        <w:rPr>
+          <w:rFonts w:ascii="Times New Roman" w:hAnsi="Times New Roman" w:cs="Times New Roman"/>
+          <w:sz w:val="24"/>
+          <w:szCs w:val="24"/>
+          <w:lang w:val="ru-RU"/>
+        </w:rPr>
+        <w:t>]]</w:t>
       </w:r>
     </w:p>
     <w:p>
       <w:pPr>
         <w:rPr>
+          <w:rFonts w:ascii="Times New Roman" w:hAnsi="Times New Roman" w:cs="Times New Roman"/>
+          <w:sz w:val="24"/>
+          <w:szCs w:val="24"/>
+          <w:lang w:val="ru-RU"/>
+        </w:rPr>
+      </w:pPr>
+    </w:p>
+    <w:p>
+      <w:pPr>
+        <w:rPr>
+          <w:rFonts w:ascii="Times New Roman" w:hAnsi="Times New Roman" w:cs="Times New Roman"/>
+          <w:sz w:val="24"/>
+          <w:szCs w:val="24"/>
+          <w:lang w:val="ru-RU"/>
+        </w:rPr>
+      </w:pPr>
+    </w:p>
+    <w:p>
+      <w:pPr>
+        <w:rPr>
+          <w:rFonts w:ascii="Times New Roman" w:hAnsi="Times New Roman" w:cs="Times New Roman"/>
+          <w:sz w:val="24"/>
+          <w:szCs w:val="24"/>
+          <w:lang w:val="ru-RU"/>
+        </w:rPr>
+      </w:pPr>
+      <w:r>
+        <w:rPr>
+          <w:rFonts w:ascii="Times New Roman" w:hAnsi="Times New Roman" w:cs="Times New Roman"/>
+          <w:sz w:val="24"/>
+          <w:szCs w:val="24"/>
+          <w:lang w:val="ru-RU"/>
+        </w:rPr>
+        <w:t xml:space="preserve">Но даже если это так, то боль в каждый момент времени все равно остается, пусть даже ее меньше, чем в «психологическом ее восприятии». Ведь то </w:t>
+      </w:r>
+      <w:r>
+        <w:rPr>
+          <w:rFonts w:ascii="Times New Roman" w:hAnsi="Times New Roman" w:cs="Times New Roman"/>
+          <w:i/>
+          <w:sz w:val="24"/>
+          <w:szCs w:val="24"/>
+          <w:lang w:val="ru-RU"/>
+        </w:rPr>
+        <w:t>одно мгновение,</w:t>
+      </w:r>
+      <w:r>
+        <w:rPr>
+          <w:rFonts w:ascii="Times New Roman" w:hAnsi="Times New Roman" w:cs="Times New Roman"/>
+          <w:sz w:val="24"/>
+          <w:szCs w:val="24"/>
+          <w:lang w:val="ru-RU"/>
+        </w:rPr>
+        <w:t xml:space="preserve"> в течении которого испытывается боль, существует? На это Марк Аврелий отвечает: можем ли мы говорить, что это </w:t>
+      </w:r>
+      <w:r>
+        <w:rPr>
+          <w:rFonts w:ascii="Times New Roman" w:hAnsi="Times New Roman" w:cs="Times New Roman"/>
+          <w:i/>
+          <w:sz w:val="24"/>
+          <w:szCs w:val="24"/>
+          <w:lang w:val="ru-RU"/>
+        </w:rPr>
+        <w:t>мгновение</w:t>
+      </w:r>
+      <w:r>
+        <w:rPr>
+          <w:rFonts w:ascii="Times New Roman" w:hAnsi="Times New Roman" w:cs="Times New Roman"/>
+          <w:sz w:val="24"/>
+          <w:szCs w:val="24"/>
+          <w:lang w:val="ru-RU"/>
+        </w:rPr>
+        <w:t xml:space="preserve"> есть? Есть ли настоящее как таковое? Если я попробую зафиксировать момент настоящего, я смогу описать его только неким интервалом: секунда, миллисекунда и т</w:t>
+      </w:r>
+      <w:r>
+        <w:rPr>
+          <w:rFonts w:ascii="Times New Roman" w:hAnsi="Times New Roman" w:cs="Times New Roman"/>
+          <w:sz w:val="24"/>
+          <w:szCs w:val="24"/>
+          <w:lang w:val="ru-RU"/>
+        </w:rPr>
+        <w:t>.</w:t>
+      </w:r>
+      <w:r>
+        <w:rPr>
+          <w:rFonts w:ascii="Times New Roman" w:hAnsi="Times New Roman" w:cs="Times New Roman"/>
+          <w:sz w:val="24"/>
+          <w:szCs w:val="24"/>
+          <w:lang w:val="ru-RU"/>
+        </w:rPr>
+        <w:t>п</w:t>
+      </w:r>
+      <w:r>
+        <w:rPr>
+          <w:rFonts w:ascii="Times New Roman" w:hAnsi="Times New Roman" w:cs="Times New Roman"/>
+          <w:sz w:val="24"/>
+          <w:szCs w:val="24"/>
+          <w:lang w:val="ru-RU"/>
+        </w:rPr>
+        <w:t>.</w:t>
+      </w:r>
+      <w:r>
+        <w:rPr>
+          <w:rFonts w:ascii="Times New Roman" w:hAnsi="Times New Roman" w:cs="Times New Roman"/>
+          <w:sz w:val="24"/>
+          <w:szCs w:val="24"/>
+          <w:lang w:val="ru-RU"/>
+        </w:rPr>
+        <w:t xml:space="preserve"> — все это отрезки времени, но не его мгновения. Если мы действительно сможем в своем восприятии стоически устранить прошлое и будущее, то будем поражены тем, насколько неуловимо настоящее мгновение. То, что я считаю настоящим, уже является прошлым.</w:t>
+      </w:r>
+    </w:p>
+    <w:p>
+      <w:pPr>
+        <w:pStyle w:val="Quote"/>
+        <w:rPr>
+          <w:lang w:val="ru-RU"/>
+        </w:rPr>
+      </w:pPr>
+      <w:r>
+        <w:rPr>
+          <w:lang w:val="ru-RU"/>
+        </w:rPr>
+        <w:t>Ещё один пример: музыка, она вводит нас в какие-то эмоциональные состояния только когда мы воспринимаем её как нечто целостное, когда как восприятие непосредственно звука в конкретный миг настоящего не принесет никакой эмоции.</w:t>
+      </w:r>
+    </w:p>
+    <w:p>
+      <w:pPr>
+        <w:rPr>
+          <w:rFonts w:ascii="Times New Roman" w:hAnsi="Times New Roman" w:cs="Times New Roman"/>
+          <w:sz w:val="24"/>
+          <w:szCs w:val="24"/>
           <w:lang w:val="ru-RU"/>
         </w:rPr>
       </w:pPr>
@@ -1246,6 +2271,92 @@
       <w:numFmt w:val="decimal"/>
       <w:lvlText w:val=""/>
       <w:lvlJc w:val="left"/>
+    </w:lvl>
+  </w:abstractNum>
+  <w:abstractNum w:abstractNumId="11" w15:restartNumberingAfterBreak="0">
+    <w:nsid w:val="53AD6BB8"/>
+    <w:multiLevelType w:val="hybridMultilevel"/>
+    <w:tmpl w:val="64C66A1E"/>
+    <w:lvl w:ilvl="0" w:tplc="0809000F">
+      <w:start w:val="1"/>
+      <w:numFmt w:val="decimal"/>
+      <w:lvlText w:val="%1."/>
+      <w:lvlJc w:val="left"/>
+      <w:pPr>
+        <w:ind w:left="720" w:hanging="360"/>
+      </w:pPr>
+    </w:lvl>
+    <w:lvl w:ilvl="1" w:tplc="08090019" w:tentative="1">
+      <w:start w:val="1"/>
+      <w:numFmt w:val="lowerLetter"/>
+      <w:lvlText w:val="%2."/>
+      <w:lvlJc w:val="left"/>
+      <w:pPr>
+        <w:ind w:left="1440" w:hanging="360"/>
+      </w:pPr>
+    </w:lvl>
+    <w:lvl w:ilvl="2" w:tplc="0809001B" w:tentative="1">
+      <w:start w:val="1"/>
+      <w:numFmt w:val="lowerRoman"/>
+      <w:lvlText w:val="%3."/>
+      <w:lvlJc w:val="right"/>
+      <w:pPr>
+        <w:ind w:left="2160" w:hanging="180"/>
+      </w:pPr>
+    </w:lvl>
+    <w:lvl w:ilvl="3" w:tplc="0809000F" w:tentative="1">
+      <w:start w:val="1"/>
+      <w:numFmt w:val="decimal"/>
+      <w:lvlText w:val="%4."/>
+      <w:lvlJc w:val="left"/>
+      <w:pPr>
+        <w:ind w:left="2880" w:hanging="360"/>
+      </w:pPr>
+    </w:lvl>
+    <w:lvl w:ilvl="4" w:tplc="08090019" w:tentative="1">
+      <w:start w:val="1"/>
+      <w:numFmt w:val="lowerLetter"/>
+      <w:lvlText w:val="%5."/>
+      <w:lvlJc w:val="left"/>
+      <w:pPr>
+        <w:ind w:left="3600" w:hanging="360"/>
+      </w:pPr>
+    </w:lvl>
+    <w:lvl w:ilvl="5" w:tplc="0809001B" w:tentative="1">
+      <w:start w:val="1"/>
+      <w:numFmt w:val="lowerRoman"/>
+      <w:lvlText w:val="%6."/>
+      <w:lvlJc w:val="right"/>
+      <w:pPr>
+        <w:ind w:left="4320" w:hanging="180"/>
+      </w:pPr>
+    </w:lvl>
+    <w:lvl w:ilvl="6" w:tplc="0809000F" w:tentative="1">
+      <w:start w:val="1"/>
+      <w:numFmt w:val="decimal"/>
+      <w:lvlText w:val="%7."/>
+      <w:lvlJc w:val="left"/>
+      <w:pPr>
+        <w:ind w:left="5040" w:hanging="360"/>
+      </w:pPr>
+    </w:lvl>
+    <w:lvl w:ilvl="7" w:tplc="08090019" w:tentative="1">
+      <w:start w:val="1"/>
+      <w:numFmt w:val="lowerLetter"/>
+      <w:lvlText w:val="%8."/>
+      <w:lvlJc w:val="left"/>
+      <w:pPr>
+        <w:ind w:left="5760" w:hanging="360"/>
+      </w:pPr>
+    </w:lvl>
+    <w:lvl w:ilvl="8" w:tplc="0809001B" w:tentative="1">
+      <w:start w:val="1"/>
+      <w:numFmt w:val="lowerRoman"/>
+      <w:lvlText w:val="%9."/>
+      <w:lvlJc w:val="right"/>
+      <w:pPr>
+        <w:ind w:left="6480" w:hanging="180"/>
+      </w:pPr>
     </w:lvl>
   </w:abstractNum>
   <w:num w:numId="1" w16cid:durableId="880286741">
@@ -1280,6 +2391,9 @@
   </w:num>
   <w:num w:numId="11" w16cid:durableId="648556483">
     <w:abstractNumId w:val="10"/>
+  </w:num>
+  <w:num w:numId="12" w16cid:durableId="1830517560">
+    <w:abstractNumId w:val="11"/>
   </w:num>
 </w:numbering>
 </file>
@@ -1751,6 +2865,48 @@
     <w:semiHidden/>
     <w:unhideWhenUsed/>
   </w:style>
+  <w:style w:type="paragraph" w:styleId="ListParagraph">
+    <w:name w:val="List Paragraph"/>
+    <w:basedOn w:val="Normal"/>
+    <w:uiPriority w:val="34"/>
+    <w:qFormat/>
+    <w:rsid w:val="002A0839"/>
+    <w:pPr>
+      <w:ind w:left="720"/>
+      <w:contextualSpacing/>
+    </w:pPr>
+  </w:style>
+  <w:style w:type="paragraph" w:styleId="Quote">
+    <w:name w:val="Quote"/>
+    <w:basedOn w:val="Normal"/>
+    <w:next w:val="Normal"/>
+    <w:link w:val="QuoteChar"/>
+    <w:uiPriority w:val="29"/>
+    <w:qFormat/>
+    <w:rsid w:val="00E42A61"/>
+    <w:pPr>
+      <w:spacing w:before="200"/>
+      <w:ind w:left="864" w:right="864"/>
+      <w:jc w:val="center"/>
+    </w:pPr>
+    <w:rPr>
+      <w:i/>
+      <w:iCs/>
+      <w:color w:val="404040" w:themeColor="text1" w:themeTint="BF"/>
+    </w:rPr>
+  </w:style>
+  <w:style w:type="character" w:customStyle="1" w:styleId="QuoteChar">
+    <w:name w:val="Quote Char"/>
+    <w:basedOn w:val="DefaultParagraphFont"/>
+    <w:link w:val="Quote"/>
+    <w:uiPriority w:val="29"/>
+    <w:rsid w:val="00E42A61"/>
+    <w:rPr>
+      <w:i/>
+      <w:iCs/>
+      <w:color w:val="404040" w:themeColor="text1" w:themeTint="BF"/>
+    </w:rPr>
+  </w:style>
 </w:styles>
 </file>
 

--- a/public/lesson-18.docx
+++ b/public/lesson-18.docx
@@ -355,8 +355,19 @@
           <w:szCs w:val="24"/>
           <w:lang w:val="ru-RU"/>
         </w:rPr>
-        <w:t>πάθος</w:t>
-      </w:r>
+        <w:t>π</w:t>
+      </w:r>
+      <w:proofErr w:type="spellStart"/>
+      <w:r>
+        <w:rPr>
+          <w:rFonts w:ascii="Times New Roman" w:hAnsi="Times New Roman" w:cs="Times New Roman"/>
+          <w:sz w:val="24"/>
+          <w:szCs w:val="24"/>
+          <w:lang w:val="ru-RU"/>
+        </w:rPr>
+        <w:t>άθος</w:t>
+      </w:r>
+      <w:proofErr w:type="spellEnd"/>
       <w:r>
         <w:rPr>
           <w:rFonts w:ascii="Times New Roman" w:hAnsi="Times New Roman" w:cs="Times New Roman"/>
@@ -375,6 +386,7 @@
         </w:rPr>
         <w:t>[</w:t>
       </w:r>
+      <w:proofErr w:type="spellStart"/>
       <w:r>
         <w:rPr>
           <w:rFonts w:ascii="Times New Roman" w:hAnsi="Times New Roman" w:cs="Times New Roman"/>
@@ -387,6 +399,7 @@
         </w:rPr>
         <w:t>патос</w:t>
       </w:r>
+      <w:proofErr w:type="spellEnd"/>
       <w:r>
         <w:rPr>
           <w:rFonts w:ascii="Times New Roman" w:hAnsi="Times New Roman" w:cs="Times New Roman"/>
@@ -436,7 +449,27 @@
           <w:szCs w:val="24"/>
           <w:lang w:val="ru-RU"/>
         </w:rPr>
-        <w:t>Существует четыре основных патоса:</w:t>
+        <w:t xml:space="preserve">Существует четыре основных </w:t>
+      </w:r>
+      <w:proofErr w:type="spellStart"/>
+      <w:r>
+        <w:rPr>
+          <w:rFonts w:ascii="Times New Roman" w:hAnsi="Times New Roman" w:cs="Times New Roman"/>
+          <w:sz w:val="24"/>
+          <w:szCs w:val="24"/>
+          <w:lang w:val="ru-RU"/>
+        </w:rPr>
+        <w:t>патоса</w:t>
+      </w:r>
+      <w:proofErr w:type="spellEnd"/>
+      <w:r>
+        <w:rPr>
+          <w:rFonts w:ascii="Times New Roman" w:hAnsi="Times New Roman" w:cs="Times New Roman"/>
+          <w:sz w:val="24"/>
+          <w:szCs w:val="24"/>
+          <w:lang w:val="ru-RU"/>
+        </w:rPr>
+        <w:t>:</w:t>
       </w:r>
     </w:p>
     <w:p>
@@ -460,16 +493,7 @@
           <w:szCs w:val="24"/>
           <w:lang w:val="ru-RU"/>
         </w:rPr>
-        <w:t>С</w:t>
-      </w:r>
-      <w:r>
-        <w:rPr>
-          <w:rFonts w:ascii="Times New Roman" w:hAnsi="Times New Roman" w:cs="Times New Roman"/>
-          <w:sz w:val="24"/>
-          <w:szCs w:val="24"/>
-          <w:lang w:val="ru-RU"/>
-        </w:rPr>
-        <w:t>трах</w:t>
+        <w:t>Страх</w:t>
       </w:r>
       <w:r>
         <w:rPr>
@@ -479,15 +503,37 @@
         </w:rPr>
         <w:t xml:space="preserve"> — </w:t>
       </w:r>
-      <w:r>
-        <w:rPr>
-          <w:rFonts w:ascii="Times New Roman" w:hAnsi="Times New Roman" w:cs="Times New Roman"/>
-          <w:sz w:val="24"/>
-          <w:szCs w:val="24"/>
-          <w:lang w:val="ru-RU"/>
-        </w:rPr>
-        <w:t>φόβος</w:t>
-      </w:r>
+      <w:proofErr w:type="spellStart"/>
+      <w:r>
+        <w:rPr>
+          <w:rFonts w:ascii="Times New Roman" w:hAnsi="Times New Roman" w:cs="Times New Roman"/>
+          <w:sz w:val="24"/>
+          <w:szCs w:val="24"/>
+          <w:lang w:val="ru-RU"/>
+        </w:rPr>
+        <w:t>φό</w:t>
+      </w:r>
+      <w:proofErr w:type="spellEnd"/>
+      <w:r>
+        <w:rPr>
+          <w:rFonts w:ascii="Times New Roman" w:hAnsi="Times New Roman" w:cs="Times New Roman"/>
+          <w:sz w:val="24"/>
+          <w:szCs w:val="24"/>
+          <w:lang w:val="ru-RU"/>
+        </w:rPr>
+        <w:t>β</w:t>
+      </w:r>
+      <w:proofErr w:type="spellStart"/>
+      <w:r>
+        <w:rPr>
+          <w:rFonts w:ascii="Times New Roman" w:hAnsi="Times New Roman" w:cs="Times New Roman"/>
+          <w:sz w:val="24"/>
+          <w:szCs w:val="24"/>
+          <w:lang w:val="ru-RU"/>
+        </w:rPr>
+        <w:t>ος</w:t>
+      </w:r>
+      <w:proofErr w:type="spellEnd"/>
       <w:r>
         <w:rPr>
           <w:rFonts w:ascii="Times New Roman" w:hAnsi="Times New Roman" w:cs="Times New Roman"/>
@@ -505,6 +551,7 @@
         </w:rPr>
         <w:t>[</w:t>
       </w:r>
+      <w:proofErr w:type="spellStart"/>
       <w:r>
         <w:rPr>
           <w:rFonts w:ascii="Times New Roman" w:hAnsi="Times New Roman" w:cs="Times New Roman"/>
@@ -517,6 +564,7 @@
         </w:rPr>
         <w:t>фобос</w:t>
       </w:r>
+      <w:proofErr w:type="spellEnd"/>
       <w:r>
         <w:rPr>
           <w:rFonts w:ascii="Times New Roman" w:hAnsi="Times New Roman" w:cs="Times New Roman"/>
@@ -581,8 +629,18 @@
           <w:sz w:val="24"/>
           <w:szCs w:val="24"/>
         </w:rPr>
-        <w:t>ἐπιστήμη</w:t>
-      </w:r>
+        <w:t>ἐπ</w:t>
+      </w:r>
+      <w:proofErr w:type="spellStart"/>
+      <w:r>
+        <w:rPr>
+          <w:rFonts w:ascii="Times New Roman" w:hAnsi="Times New Roman" w:cs="Times New Roman"/>
+          <w:sz w:val="24"/>
+          <w:szCs w:val="24"/>
+        </w:rPr>
+        <w:t>ιστήμη</w:t>
+      </w:r>
+      <w:proofErr w:type="spellEnd"/>
       <w:r>
         <w:rPr>
           <w:rFonts w:ascii="Times New Roman" w:hAnsi="Times New Roman" w:cs="Times New Roman"/>
@@ -600,6 +658,7 @@
         </w:rPr>
         <w:t>[</w:t>
       </w:r>
+      <w:proofErr w:type="spellStart"/>
       <w:r>
         <w:rPr>
           <w:rFonts w:ascii="Times New Roman" w:hAnsi="Times New Roman" w:cs="Times New Roman"/>
@@ -636,6 +695,7 @@
         </w:rPr>
         <w:t>темия</w:t>
       </w:r>
+      <w:proofErr w:type="spellEnd"/>
       <w:r>
         <w:rPr>
           <w:rFonts w:ascii="Times New Roman" w:hAnsi="Times New Roman" w:cs="Times New Roman"/>
@@ -685,6 +745,7 @@
         </w:rPr>
         <w:t xml:space="preserve"> — </w:t>
       </w:r>
+      <w:proofErr w:type="spellStart"/>
       <w:r>
         <w:rPr>
           <w:rFonts w:ascii="Times New Roman" w:hAnsi="Times New Roman" w:cs="Times New Roman"/>
@@ -693,6 +754,7 @@
         </w:rPr>
         <w:t>ἡδονή</w:t>
       </w:r>
+      <w:proofErr w:type="spellEnd"/>
       <w:r>
         <w:rPr>
           <w:rFonts w:ascii="Times New Roman" w:hAnsi="Times New Roman" w:cs="Times New Roman"/>
@@ -710,6 +772,7 @@
         </w:rPr>
         <w:t>[</w:t>
       </w:r>
+      <w:proofErr w:type="spellStart"/>
       <w:r>
         <w:rPr>
           <w:rFonts w:ascii="Times New Roman" w:hAnsi="Times New Roman" w:cs="Times New Roman"/>
@@ -722,6 +785,7 @@
         </w:rPr>
         <w:t>хедонэ</w:t>
       </w:r>
+      <w:proofErr w:type="spellEnd"/>
       <w:r>
         <w:rPr>
           <w:rFonts w:ascii="Times New Roman" w:hAnsi="Times New Roman" w:cs="Times New Roman"/>
@@ -771,13 +835,23 @@
         </w:rPr>
         <w:t xml:space="preserve"> — </w:t>
       </w:r>
-      <w:r>
-        <w:rPr>
-          <w:rFonts w:ascii="Times New Roman" w:hAnsi="Times New Roman" w:cs="Times New Roman"/>
-          <w:sz w:val="24"/>
-          <w:szCs w:val="24"/>
-        </w:rPr>
-        <w:t>λύπη</w:t>
+      <w:proofErr w:type="spellStart"/>
+      <w:r>
+        <w:rPr>
+          <w:rFonts w:ascii="Times New Roman" w:hAnsi="Times New Roman" w:cs="Times New Roman"/>
+          <w:sz w:val="24"/>
+          <w:szCs w:val="24"/>
+        </w:rPr>
+        <w:t>λύ</w:t>
+      </w:r>
+      <w:proofErr w:type="spellEnd"/>
+      <w:r>
+        <w:rPr>
+          <w:rFonts w:ascii="Times New Roman" w:hAnsi="Times New Roman" w:cs="Times New Roman"/>
+          <w:sz w:val="24"/>
+          <w:szCs w:val="24"/>
+        </w:rPr>
+        <w:t>πη</w:t>
       </w:r>
       <w:r>
         <w:rPr>
@@ -796,6 +870,7 @@
         </w:rPr>
         <w:t>[</w:t>
       </w:r>
+      <w:proofErr w:type="spellStart"/>
       <w:r>
         <w:rPr>
           <w:rFonts w:ascii="Times New Roman" w:hAnsi="Times New Roman" w:cs="Times New Roman"/>
@@ -808,6 +883,7 @@
         </w:rPr>
         <w:t>люпе</w:t>
       </w:r>
+      <w:proofErr w:type="spellEnd"/>
       <w:r>
         <w:rPr>
           <w:rFonts w:ascii="Times New Roman" w:hAnsi="Times New Roman" w:cs="Times New Roman"/>
@@ -871,6 +947,7 @@
         </w:rPr>
         <w:t xml:space="preserve"> и мы этого хотим. Один из ранних стоиков, </w:t>
       </w:r>
+      <w:proofErr w:type="spellStart"/>
       <w:r>
         <w:rPr>
           <w:rFonts w:ascii="Times New Roman" w:hAnsi="Times New Roman" w:cs="Times New Roman"/>
@@ -883,6 +960,7 @@
         </w:rPr>
         <w:t>Хрисипп</w:t>
       </w:r>
+      <w:proofErr w:type="spellEnd"/>
       <w:r>
         <w:rPr>
           <w:rFonts w:ascii="Times New Roman" w:hAnsi="Times New Roman" w:cs="Times New Roman"/>
@@ -1081,7 +1159,27 @@
           <w:szCs w:val="24"/>
           <w:lang w:val="ru-RU"/>
         </w:rPr>
-        <w:t>ἀπάθεια</w:t>
+        <w:t>ἀπ</w:t>
+      </w:r>
+      <w:proofErr w:type="spellStart"/>
+      <w:r>
+        <w:rPr>
+          <w:rFonts w:ascii="Times New Roman" w:hAnsi="Times New Roman" w:cs="Times New Roman"/>
+          <w:sz w:val="24"/>
+          <w:szCs w:val="24"/>
+          <w:lang w:val="ru-RU"/>
+        </w:rPr>
+        <w:t>άθει</w:t>
+      </w:r>
+      <w:proofErr w:type="spellEnd"/>
+      <w:r>
+        <w:rPr>
+          <w:rFonts w:ascii="Times New Roman" w:hAnsi="Times New Roman" w:cs="Times New Roman"/>
+          <w:sz w:val="24"/>
+          <w:szCs w:val="24"/>
+          <w:lang w:val="ru-RU"/>
+        </w:rPr>
+        <w:t>α</w:t>
       </w:r>
       <w:r>
         <w:rPr>
@@ -1162,7 +1260,27 @@
           <w:szCs w:val="24"/>
           <w:lang w:val="ru-RU"/>
         </w:rPr>
-        <w:t>? Это можно назвать прото-материалистическим подходом.</w:t>
+        <w:t xml:space="preserve">? Это можно назвать </w:t>
+      </w:r>
+      <w:proofErr w:type="spellStart"/>
+      <w:r>
+        <w:rPr>
+          <w:rFonts w:ascii="Times New Roman" w:hAnsi="Times New Roman" w:cs="Times New Roman"/>
+          <w:sz w:val="24"/>
+          <w:szCs w:val="24"/>
+          <w:lang w:val="ru-RU"/>
+        </w:rPr>
+        <w:t>прото</w:t>
+      </w:r>
+      <w:proofErr w:type="spellEnd"/>
+      <w:r>
+        <w:rPr>
+          <w:rFonts w:ascii="Times New Roman" w:hAnsi="Times New Roman" w:cs="Times New Roman"/>
+          <w:sz w:val="24"/>
+          <w:szCs w:val="24"/>
+          <w:lang w:val="ru-RU"/>
+        </w:rPr>
+        <w:t>-материалистическим подходом.</w:t>
       </w:r>
     </w:p>
     <w:p>
@@ -1197,6 +1315,7 @@
         </w:rPr>
         <w:t xml:space="preserve">Возьмем самую экстремальную страсть: </w:t>
       </w:r>
+      <w:proofErr w:type="spellStart"/>
       <w:r>
         <w:rPr>
           <w:rFonts w:ascii="Times New Roman" w:hAnsi="Times New Roman" w:cs="Times New Roman"/>
@@ -1207,6 +1326,7 @@
         </w:rPr>
         <w:t>люпе</w:t>
       </w:r>
+      <w:proofErr w:type="spellEnd"/>
       <w:r>
         <w:rPr>
           <w:rFonts w:ascii="Times New Roman" w:hAnsi="Times New Roman" w:cs="Times New Roman"/>
@@ -1383,42 +1503,54 @@
           <w:lang w:val="ru-RU"/>
         </w:rPr>
       </w:pPr>
-      <w:r>
-        <w:rPr>
-          <w:rFonts w:ascii="Times New Roman" w:hAnsi="Times New Roman" w:cs="Times New Roman"/>
-          <w:sz w:val="24"/>
-          <w:szCs w:val="24"/>
-          <w:lang w:val="ru-RU"/>
-        </w:rPr>
-        <w:t>![[Философия ликбез часть 2 1.</w:t>
-      </w:r>
-      <w:r>
-        <w:rPr>
-          <w:rFonts w:ascii="Times New Roman" w:hAnsi="Times New Roman" w:cs="Times New Roman"/>
-          <w:sz w:val="24"/>
-          <w:szCs w:val="24"/>
-        </w:rPr>
-        <w:t>jpeg</w:t>
-      </w:r>
-      <w:r>
-        <w:rPr>
-          <w:rFonts w:ascii="Times New Roman" w:hAnsi="Times New Roman" w:cs="Times New Roman"/>
-          <w:sz w:val="24"/>
-          <w:szCs w:val="24"/>
-          <w:lang w:val="ru-RU"/>
-        </w:rPr>
-        <w:t>]]</w:t>
-      </w:r>
     </w:p>
     <w:p>
       <w:pPr>
-        <w:rPr>
-          <w:rFonts w:ascii="Times New Roman" w:hAnsi="Times New Roman" w:cs="Times New Roman"/>
-          <w:sz w:val="24"/>
-          <w:szCs w:val="24"/>
-          <w:lang w:val="ru-RU"/>
-        </w:rPr>
-      </w:pPr>
+        <w:autoSpaceDE w:val="0"/>
+        <w:autoSpaceDN w:val="0"/>
+        <w:adjustRightInd w:val="0"/>
+        <w:spacing w:after="0"/>
+        <w:rPr>
+          <w:rFonts w:ascii="Helvetica Neue" w:hAnsi="Helvetica Neue" w:cs="Helvetica Neue"/>
+          <w:sz w:val="26"/>
+          <w:szCs w:val="26"/>
+          <w:lang w:val="ru-RU"/>
+        </w:rPr>
+      </w:pPr>
+      <w:r>
+        <w:rPr>
+          <w:rFonts w:ascii="Helvetica Neue" w:hAnsi="Helvetica Neue" w:cs="Helvetica Neue"/>
+          <w:noProof/>
+          <w:sz w:val="26"/>
+          <w:szCs w:val="26"/>
+          <w:lang w:val="en-GB"/>
+        </w:rPr>
+        <w:lastRenderedPageBreak/>
+        <w:pict>
+          <v:shapetype id="_x0000_t75" coordsize="21600,21600" o:spt="75" o:preferrelative="t" path="m@4@5l@4@11@9@11@9@5xe" filled="f" stroked="f">
+            <v:stroke joinstyle="miter"/>
+            <v:formulas>
+              <v:f eqn="if lineDrawn pixelLineWidth 0"/>
+              <v:f eqn="sum @0 1 0"/>
+              <v:f eqn="sum 0 0 @1"/>
+              <v:f eqn="prod @2 1 2"/>
+              <v:f eqn="prod @3 21600 pixelWidth"/>
+              <v:f eqn="prod @3 21600 pixelHeight"/>
+              <v:f eqn="sum @0 0 1"/>
+              <v:f eqn="prod @6 1 2"/>
+              <v:f eqn="prod @7 21600 pixelWidth"/>
+              <v:f eqn="sum @8 21600 0"/>
+              <v:f eqn="prod @7 21600 pixelHeight"/>
+              <v:f eqn="sum @10 21600 0"/>
+            </v:formulas>
+            <v:path o:extrusionok="f" gradientshapeok="t" o:connecttype="rect"/>
+            <o:lock v:ext="edit" aspectratio="t"/>
+          </v:shapetype>
+          <v:shape id="_x0000_i1025" type="#_x0000_t75" alt="" style="width:126pt;height:168.45pt;rotation:90;mso-width-percent:0;mso-height-percent:0;mso-width-percent:0;mso-height-percent:0">
+            <v:imagedata r:id="rId5" o:title=""/>
+          </v:shape>
+        </w:pict>
+      </w:r>
     </w:p>
     <w:p>
       <w:pPr>

--- a/public/lesson-18.docx
+++ b/public/lesson-18.docx
@@ -4,6 +4,97 @@
   <w:body>
     <w:p>
       <w:pPr>
+        <w:rPr>
+          <w:lang w:val="ru-RU"/>
+        </w:rPr>
+      </w:pPr>
+      <w:r>
+        <w:rPr>
+          <w:lang w:val="ru-RU"/>
+        </w:rPr>
+        <w:t>#94. Переход от киников к стоикам: опыт Диогена как «экспериментальная лаборатория» для стоиков – «полевые» исследования, позволяющие понять, как возможно достичь невозмутимости (атараксии), не отрываясь от общества, и какие внутренние ресурсы для этого необходимы;</w:t>
+      </w:r>
+    </w:p>
+    <w:p>
+      <w:pPr>
+        <w:rPr>
+          <w:lang w:val="ru-RU"/>
+        </w:rPr>
+      </w:pPr>
+      <w:r>
+        <w:rPr>
+          <w:lang w:val="ru-RU"/>
+        </w:rPr>
+        <w:t>#95. Стоицизм: человеческие «страсти» (патос) – это не внешние силы или врождённые ограничения, а результат наших собственных суждений и согласия (синкатафесис) с этими суждениями (Хрисипп);</w:t>
+      </w:r>
+    </w:p>
+    <w:p>
+      <w:pPr>
+        <w:rPr>
+          <w:lang w:val="ru-RU"/>
+        </w:rPr>
+      </w:pPr>
+      <w:r>
+        <w:rPr>
+          <w:lang w:val="ru-RU"/>
+        </w:rPr>
+        <w:t>#96. Необходимость различать то, что находится в нашей власти (наши суждения, реакции, принятие или непринятие страстей) и то, что вне нашего контроля (обстоятельства, тело, репутация): страсти превращаются в проблему ровно тогда, когда мы ошибочно относим их к «внешней необходимости», а не к собственному решению поддаться тому или иному аффекту;</w:t>
+      </w:r>
+    </w:p>
+    <w:p>
+      <w:pPr>
+        <w:rPr>
+          <w:lang w:val="ru-RU"/>
+        </w:rPr>
+      </w:pPr>
+      <w:r>
+        <w:rPr>
+          <w:lang w:val="ru-RU"/>
+        </w:rPr>
+        <w:t>#97. Состояние атараксии (отсутствие тревоги) у стоиков может быть доведено до апатии – свободы от страстей: это достигается не путём «борьбы с искушениями», как в христианской аскетической традиции, а возвращением к исходной «точке выбора», где мы ещё не согласились считать боль (люпе), страх (фобос), удовольствие (хедонэ), влечение (эпитимия) непреодолимыми ограничениями;</w:t>
+      </w:r>
+    </w:p>
+    <w:p>
+      <w:pPr>
+        <w:rPr>
+          <w:lang w:val="ru-RU"/>
+        </w:rPr>
+      </w:pPr>
+      <w:r>
+        <w:rPr>
+          <w:lang w:val="ru-RU"/>
+        </w:rPr>
+        <w:t>#98. Переворот в логике познания: вместо умозрительного моделирования реальности («от третьего лица») и последующего поиска подходящего «образа действия», стоики исходят из образа действия («от первого лица»), а уже потом делают выводы о том, как устроена реальность: сначала – «что я могу сейчас предпринять?», и лишь затем – «какой должна быть реальность, чтобы эти действия стали возможны?»;</w:t>
+      </w:r>
+    </w:p>
+    <w:p>
+      <w:pPr>
+        <w:rPr>
+          <w:lang w:val="ru-RU"/>
+        </w:rPr>
+      </w:pPr>
+      <w:r>
+        <w:rPr>
+          <w:lang w:val="ru-RU"/>
+        </w:rPr>
+        <w:t>#99. Практика освобождения от страстей (пример с физической болью): страдание существует только в актуальном мгновении, точке настоящего; всё остальное – добавленные нами воспоминания о прошлой боли и тревога о будущей; именно это искусственное «растягивание» страдания во времени и делает боль невыносимой и превращает во «внешнюю необходимость»; путь к освобождению от страстей – это устранение искусственной операции «суммирования» собственных переживаний, абстрагированных от отдельных моментов настоящего (Марк Аврелий).</w:t>
+      </w:r>
+    </w:p>
+    <w:p>
+      <w:pPr>
+        <w:rPr>
+          <w:lang w:val="ru-RU"/>
+        </w:rPr>
+      </w:pPr>
+      <w:r>
+        <w:rPr>
+          <w:lang w:val="ru-RU"/>
+        </w:rPr>
+        <w:t>#100. Мгновение настоящего, в котором существует реальная боль (переживание / аффект), мимолётно, неуловимо, и потому не обладает абсолютной властью над нами: практика освобождения означает возвращение к «точке выбора», где страсти для нас ещё «нейтральны», безразличны (адиафора) – предстают как результат суждений, с которыми мы можем согласиться или не согласиться.</w:t>
+      </w:r>
+    </w:p>
+    <w:p>
+      <w:pPr>
         <w:pStyle w:val="Heading2"/>
         <w:rPr>
           <w:lang w:val="ru-RU"/>
@@ -47,7 +138,17 @@
           <w:szCs w:val="24"/>
           <w:lang w:val="ru-RU"/>
         </w:rPr>
-        <w:t>читал ли Диоген человека собакой? Нет, скорее он задавал вопрос о том, что есть человек. Он совершал постыдные действия, которые, будучи совершенными животным, не вызывали бы стыда. Смыл этих действий был в том, что все, что делал Диоген, на самом деле делает каждый человек, но делает это не публично. То есть постыдным является именно то, что Диоген делает эти действия на глазах у других. Другие люди эти же свои действия скрывают. Диоген указывал на то, что в человеке есть животное начало. Но что в нас есть помимо животного начала? В нас есть чувство взгляда на себя со стороны, которое порождает стыд, заставляя разыгрывать в социуме определенный спектакль, несущий искусственный, фиктивный характер. Итого, Диоген своими действиями ставит вопрос: что такое человек? Он старается ими разрушить искусственный спектакль, чтобы обнажить настоящее — животное начало. Он призывает показать, что ещё настоящего есть в человеке, кто животного начала.</w:t>
+        <w:t xml:space="preserve">читал ли Диоген человека собакой? Нет, скорее он задавал вопрос о том, что есть человек. Он совершал постыдные действия, которые, будучи совершенными животным, не вызывали бы стыда. Смыл этих действий был в том, что все, что делал Диоген, на самом деле делает каждый человек, но делает это не публично. То есть постыдным является именно то, что Диоген делает эти действия на глазах у других. Другие люди эти же свои действия скрывают. Диоген указывал на то, что в человеке есть животное начало. Но что в нас есть помимо животного начала? В нас есть чувство взгляда на себя со стороны, которое порождает стыд, заставляя разыгрывать в социуме определенный спектакль, несущий искусственный, фиктивный характер. Итого, Диоген своими действиями ставит вопрос: что такое человек? Он старается ими разрушить </w:t>
+      </w:r>
+      <w:r>
+        <w:rPr>
+          <w:rFonts w:ascii="Times New Roman" w:hAnsi="Times New Roman" w:cs="Times New Roman"/>
+          <w:sz w:val="24"/>
+          <w:szCs w:val="24"/>
+          <w:lang w:val="ru-RU"/>
+        </w:rPr>
+        <w:lastRenderedPageBreak/>
+        <w:t>искусственный спектакль, чтобы обнажить настоящее — животное начало. Он призывает показать, что ещё настоящего есть в человеке, кто животного начала.</w:t>
       </w:r>
     </w:p>
     <w:p>
@@ -355,19 +456,8 @@
           <w:szCs w:val="24"/>
           <w:lang w:val="ru-RU"/>
         </w:rPr>
-        <w:t>π</w:t>
-      </w:r>
-      <w:proofErr w:type="spellStart"/>
-      <w:r>
-        <w:rPr>
-          <w:rFonts w:ascii="Times New Roman" w:hAnsi="Times New Roman" w:cs="Times New Roman"/>
-          <w:sz w:val="24"/>
-          <w:szCs w:val="24"/>
-          <w:lang w:val="ru-RU"/>
-        </w:rPr>
-        <w:t>άθος</w:t>
-      </w:r>
-      <w:proofErr w:type="spellEnd"/>
+        <w:t>πάθος</w:t>
+      </w:r>
       <w:r>
         <w:rPr>
           <w:rFonts w:ascii="Times New Roman" w:hAnsi="Times New Roman" w:cs="Times New Roman"/>
@@ -386,7 +476,6 @@
         </w:rPr>
         <w:t>[</w:t>
       </w:r>
-      <w:proofErr w:type="spellStart"/>
       <w:r>
         <w:rPr>
           <w:rFonts w:ascii="Times New Roman" w:hAnsi="Times New Roman" w:cs="Times New Roman"/>
@@ -399,7 +488,6 @@
         </w:rPr>
         <w:t>патос</w:t>
       </w:r>
-      <w:proofErr w:type="spellEnd"/>
       <w:r>
         <w:rPr>
           <w:rFonts w:ascii="Times New Roman" w:hAnsi="Times New Roman" w:cs="Times New Roman"/>
@@ -449,27 +537,7 @@
           <w:szCs w:val="24"/>
           <w:lang w:val="ru-RU"/>
         </w:rPr>
-        <w:t xml:space="preserve">Существует четыре основных </w:t>
-      </w:r>
-      <w:proofErr w:type="spellStart"/>
-      <w:r>
-        <w:rPr>
-          <w:rFonts w:ascii="Times New Roman" w:hAnsi="Times New Roman" w:cs="Times New Roman"/>
-          <w:sz w:val="24"/>
-          <w:szCs w:val="24"/>
-          <w:lang w:val="ru-RU"/>
-        </w:rPr>
-        <w:t>патоса</w:t>
-      </w:r>
-      <w:proofErr w:type="spellEnd"/>
-      <w:r>
-        <w:rPr>
-          <w:rFonts w:ascii="Times New Roman" w:hAnsi="Times New Roman" w:cs="Times New Roman"/>
-          <w:sz w:val="24"/>
-          <w:szCs w:val="24"/>
-          <w:lang w:val="ru-RU"/>
-        </w:rPr>
-        <w:t>:</w:t>
+        <w:t>Существует четыре основных патоса:</w:t>
       </w:r>
     </w:p>
     <w:p>
@@ -503,37 +571,15 @@
         </w:rPr>
         <w:t xml:space="preserve"> — </w:t>
       </w:r>
-      <w:proofErr w:type="spellStart"/>
-      <w:r>
-        <w:rPr>
-          <w:rFonts w:ascii="Times New Roman" w:hAnsi="Times New Roman" w:cs="Times New Roman"/>
-          <w:sz w:val="24"/>
-          <w:szCs w:val="24"/>
-          <w:lang w:val="ru-RU"/>
-        </w:rPr>
-        <w:t>φό</w:t>
-      </w:r>
-      <w:proofErr w:type="spellEnd"/>
-      <w:r>
-        <w:rPr>
-          <w:rFonts w:ascii="Times New Roman" w:hAnsi="Times New Roman" w:cs="Times New Roman"/>
-          <w:sz w:val="24"/>
-          <w:szCs w:val="24"/>
-          <w:lang w:val="ru-RU"/>
-        </w:rPr>
-        <w:t>β</w:t>
-      </w:r>
-      <w:proofErr w:type="spellStart"/>
-      <w:r>
-        <w:rPr>
-          <w:rFonts w:ascii="Times New Roman" w:hAnsi="Times New Roman" w:cs="Times New Roman"/>
-          <w:sz w:val="24"/>
-          <w:szCs w:val="24"/>
-          <w:lang w:val="ru-RU"/>
-        </w:rPr>
-        <w:t>ος</w:t>
-      </w:r>
-      <w:proofErr w:type="spellEnd"/>
+      <w:r>
+        <w:rPr>
+          <w:rFonts w:ascii="Times New Roman" w:hAnsi="Times New Roman" w:cs="Times New Roman"/>
+          <w:sz w:val="24"/>
+          <w:szCs w:val="24"/>
+          <w:lang w:val="ru-RU"/>
+        </w:rPr>
+        <w:t>φόβος</w:t>
+      </w:r>
       <w:r>
         <w:rPr>
           <w:rFonts w:ascii="Times New Roman" w:hAnsi="Times New Roman" w:cs="Times New Roman"/>
@@ -551,7 +597,6 @@
         </w:rPr>
         <w:t>[</w:t>
       </w:r>
-      <w:proofErr w:type="spellStart"/>
       <w:r>
         <w:rPr>
           <w:rFonts w:ascii="Times New Roman" w:hAnsi="Times New Roman" w:cs="Times New Roman"/>
@@ -564,7 +609,6 @@
         </w:rPr>
         <w:t>фобос</w:t>
       </w:r>
-      <w:proofErr w:type="spellEnd"/>
       <w:r>
         <w:rPr>
           <w:rFonts w:ascii="Times New Roman" w:hAnsi="Times New Roman" w:cs="Times New Roman"/>
@@ -629,18 +673,8 @@
           <w:sz w:val="24"/>
           <w:szCs w:val="24"/>
         </w:rPr>
-        <w:t>ἐπ</w:t>
-      </w:r>
-      <w:proofErr w:type="spellStart"/>
-      <w:r>
-        <w:rPr>
-          <w:rFonts w:ascii="Times New Roman" w:hAnsi="Times New Roman" w:cs="Times New Roman"/>
-          <w:sz w:val="24"/>
-          <w:szCs w:val="24"/>
-        </w:rPr>
-        <w:t>ιστήμη</w:t>
-      </w:r>
-      <w:proofErr w:type="spellEnd"/>
+        <w:t>ἐπιστήμη</w:t>
+      </w:r>
       <w:r>
         <w:rPr>
           <w:rFonts w:ascii="Times New Roman" w:hAnsi="Times New Roman" w:cs="Times New Roman"/>
@@ -658,7 +692,6 @@
         </w:rPr>
         <w:t>[</w:t>
       </w:r>
-      <w:proofErr w:type="spellStart"/>
       <w:r>
         <w:rPr>
           <w:rFonts w:ascii="Times New Roman" w:hAnsi="Times New Roman" w:cs="Times New Roman"/>
@@ -695,7 +728,6 @@
         </w:rPr>
         <w:t>темия</w:t>
       </w:r>
-      <w:proofErr w:type="spellEnd"/>
       <w:r>
         <w:rPr>
           <w:rFonts w:ascii="Times New Roman" w:hAnsi="Times New Roman" w:cs="Times New Roman"/>
@@ -745,7 +777,6 @@
         </w:rPr>
         <w:t xml:space="preserve"> — </w:t>
       </w:r>
-      <w:proofErr w:type="spellStart"/>
       <w:r>
         <w:rPr>
           <w:rFonts w:ascii="Times New Roman" w:hAnsi="Times New Roman" w:cs="Times New Roman"/>
@@ -754,7 +785,6 @@
         </w:rPr>
         <w:t>ἡδονή</w:t>
       </w:r>
-      <w:proofErr w:type="spellEnd"/>
       <w:r>
         <w:rPr>
           <w:rFonts w:ascii="Times New Roman" w:hAnsi="Times New Roman" w:cs="Times New Roman"/>
@@ -772,7 +802,6 @@
         </w:rPr>
         <w:t>[</w:t>
       </w:r>
-      <w:proofErr w:type="spellStart"/>
       <w:r>
         <w:rPr>
           <w:rFonts w:ascii="Times New Roman" w:hAnsi="Times New Roman" w:cs="Times New Roman"/>
@@ -785,7 +814,6 @@
         </w:rPr>
         <w:t>хедонэ</w:t>
       </w:r>
-      <w:proofErr w:type="spellEnd"/>
       <w:r>
         <w:rPr>
           <w:rFonts w:ascii="Times New Roman" w:hAnsi="Times New Roman" w:cs="Times New Roman"/>
@@ -835,23 +863,13 @@
         </w:rPr>
         <w:t xml:space="preserve"> — </w:t>
       </w:r>
-      <w:proofErr w:type="spellStart"/>
-      <w:r>
-        <w:rPr>
-          <w:rFonts w:ascii="Times New Roman" w:hAnsi="Times New Roman" w:cs="Times New Roman"/>
-          <w:sz w:val="24"/>
-          <w:szCs w:val="24"/>
-        </w:rPr>
-        <w:t>λύ</w:t>
-      </w:r>
-      <w:proofErr w:type="spellEnd"/>
-      <w:r>
-        <w:rPr>
-          <w:rFonts w:ascii="Times New Roman" w:hAnsi="Times New Roman" w:cs="Times New Roman"/>
-          <w:sz w:val="24"/>
-          <w:szCs w:val="24"/>
-        </w:rPr>
-        <w:t>πη</w:t>
+      <w:r>
+        <w:rPr>
+          <w:rFonts w:ascii="Times New Roman" w:hAnsi="Times New Roman" w:cs="Times New Roman"/>
+          <w:sz w:val="24"/>
+          <w:szCs w:val="24"/>
+        </w:rPr>
+        <w:t>λύπη</w:t>
       </w:r>
       <w:r>
         <w:rPr>
@@ -870,7 +888,6 @@
         </w:rPr>
         <w:t>[</w:t>
       </w:r>
-      <w:proofErr w:type="spellStart"/>
       <w:r>
         <w:rPr>
           <w:rFonts w:ascii="Times New Roman" w:hAnsi="Times New Roman" w:cs="Times New Roman"/>
@@ -883,7 +900,6 @@
         </w:rPr>
         <w:t>люпе</w:t>
       </w:r>
-      <w:proofErr w:type="spellEnd"/>
       <w:r>
         <w:rPr>
           <w:rFonts w:ascii="Times New Roman" w:hAnsi="Times New Roman" w:cs="Times New Roman"/>
@@ -947,7 +963,6 @@
         </w:rPr>
         <w:t xml:space="preserve"> и мы этого хотим. Один из ранних стоиков, </w:t>
       </w:r>
-      <w:proofErr w:type="spellStart"/>
       <w:r>
         <w:rPr>
           <w:rFonts w:ascii="Times New Roman" w:hAnsi="Times New Roman" w:cs="Times New Roman"/>
@@ -960,7 +975,6 @@
         </w:rPr>
         <w:t>Хрисипп</w:t>
       </w:r>
-      <w:proofErr w:type="spellEnd"/>
       <w:r>
         <w:rPr>
           <w:rFonts w:ascii="Times New Roman" w:hAnsi="Times New Roman" w:cs="Times New Roman"/>
@@ -1010,7 +1024,6 @@
         <w:rPr>
           <w:lang w:val="ru-RU"/>
         </w:rPr>
-        <w:lastRenderedPageBreak/>
         <w:t>Например, мною овладел гнев, потому что я согласился на то, чтобы он мною овладел, вынесши суждение.</w:t>
       </w:r>
     </w:p>
@@ -1159,27 +1172,7 @@
           <w:szCs w:val="24"/>
           <w:lang w:val="ru-RU"/>
         </w:rPr>
-        <w:t>ἀπ</w:t>
-      </w:r>
-      <w:proofErr w:type="spellStart"/>
-      <w:r>
-        <w:rPr>
-          <w:rFonts w:ascii="Times New Roman" w:hAnsi="Times New Roman" w:cs="Times New Roman"/>
-          <w:sz w:val="24"/>
-          <w:szCs w:val="24"/>
-          <w:lang w:val="ru-RU"/>
-        </w:rPr>
-        <w:t>άθει</w:t>
-      </w:r>
-      <w:proofErr w:type="spellEnd"/>
-      <w:r>
-        <w:rPr>
-          <w:rFonts w:ascii="Times New Roman" w:hAnsi="Times New Roman" w:cs="Times New Roman"/>
-          <w:sz w:val="24"/>
-          <w:szCs w:val="24"/>
-          <w:lang w:val="ru-RU"/>
-        </w:rPr>
-        <w:t>α</w:t>
+        <w:t>ἀπάθεια</w:t>
       </w:r>
       <w:r>
         <w:rPr>
@@ -1260,27 +1253,7 @@
           <w:szCs w:val="24"/>
           <w:lang w:val="ru-RU"/>
         </w:rPr>
-        <w:t xml:space="preserve">? Это можно назвать </w:t>
-      </w:r>
-      <w:proofErr w:type="spellStart"/>
-      <w:r>
-        <w:rPr>
-          <w:rFonts w:ascii="Times New Roman" w:hAnsi="Times New Roman" w:cs="Times New Roman"/>
-          <w:sz w:val="24"/>
-          <w:szCs w:val="24"/>
-          <w:lang w:val="ru-RU"/>
-        </w:rPr>
-        <w:t>прото</w:t>
-      </w:r>
-      <w:proofErr w:type="spellEnd"/>
-      <w:r>
-        <w:rPr>
-          <w:rFonts w:ascii="Times New Roman" w:hAnsi="Times New Roman" w:cs="Times New Roman"/>
-          <w:sz w:val="24"/>
-          <w:szCs w:val="24"/>
-          <w:lang w:val="ru-RU"/>
-        </w:rPr>
-        <w:t>-материалистическим подходом.</w:t>
+        <w:t>? Это можно назвать прото-материалистическим подходом.</w:t>
       </w:r>
     </w:p>
     <w:p>
@@ -1315,7 +1288,6 @@
         </w:rPr>
         <w:t xml:space="preserve">Возьмем самую экстремальную страсть: </w:t>
       </w:r>
-      <w:proofErr w:type="spellStart"/>
       <w:r>
         <w:rPr>
           <w:rFonts w:ascii="Times New Roman" w:hAnsi="Times New Roman" w:cs="Times New Roman"/>
@@ -1326,7 +1298,6 @@
         </w:rPr>
         <w:t>люпе</w:t>
       </w:r>
-      <w:proofErr w:type="spellEnd"/>
       <w:r>
         <w:rPr>
           <w:rFonts w:ascii="Times New Roman" w:hAnsi="Times New Roman" w:cs="Times New Roman"/>
@@ -1546,7 +1517,7 @@
             <v:path o:extrusionok="f" gradientshapeok="t" o:connecttype="rect"/>
             <o:lock v:ext="edit" aspectratio="t"/>
           </v:shapetype>
-          <v:shape id="_x0000_i1025" type="#_x0000_t75" alt="" style="width:126pt;height:168.45pt;rotation:90;mso-width-percent:0;mso-height-percent:0;mso-width-percent:0;mso-height-percent:0">
+          <v:shape id="_x0000_i1025" type="#_x0000_t75" alt="" style="width:168.45pt;height:125.85pt;rotation:90;mso-width-percent:0;mso-height-percent:0;mso-width-percent:0;mso-height-percent:0">
             <v:imagedata r:id="rId5" o:title=""/>
           </v:shape>
         </w:pict>
